--- a/日常/2026-09-29/澳门一日游行程_10.4_青茂.docx
+++ b/日常/2026-09-29/澳门一日游行程_10.4_青茂.docx
@@ -64,7 +64,21 @@
         <w:rPr>
           <w:rFonts w:ascii="Arial" w:eastAsia="Microsoft YaHei"/>
         </w:rPr>
-        <w:t xml:space="preserve"> 改由青茂口岸进出（一次放行、24小时通关，国庆比拱北快很多，但没有赌场发财车，出关在半岛北端需打车南下）；世遗线改为北→南反向（大三巴起步一路走到妈阁），不走回头路；已去除原攻略"新葡京发财车"步骤；"世遗漫步 35 分钟"实为纯通过时间，含参观约 2.5–3 小时，时间轴已按此预留。</w:t>
+        <w:t xml:space="preserve"> 改由青茂口岸进出（一次放行、24小时通关，国庆比拱北快很多，但没有赌场发财车，出关在半岛北端需打车南下）；出关后先打车直达半岛南端的</w:t>
+      </w:r>
+      <w:r>
+        <w:rPr>
+          <w:rFonts w:ascii="Arial" w:eastAsia="Microsoft YaHei"/>
+          <w:b/>
+          <w:bCs/>
+        </w:rPr>
+        <w:t xml:space="preserve">妈阁庙</w:t>
+      </w:r>
+      <w:r>
+        <w:rPr>
+          <w:rFonts w:ascii="Arial" w:eastAsia="Microsoft YaHei"/>
+        </w:rPr>
+        <w:t xml:space="preserve">作为世遗线起点，再一路往北走到大三巴（步行单向不回头）；已去除原攻略"新葡京发财车"步骤；"世遗漫步 35 分钟"实为纯通过时间，含参观约 2.5–3 小时，时间轴已按此预留。</w:t>
       </w:r>
     </w:p>
     <w:p>
@@ -75,7 +89,7 @@
         <w:rPr>
           <w:rFonts w:ascii="Arial" w:eastAsia="Microsoft YaHei"/>
         </w:rPr>
-        <w:t xml:space="preserve">上午 · 半岛世遗线（北→南）</w:t>
+        <w:t xml:space="preserve">上午 · 世遗线（南→北，妈阁庙起步）</w:t>
       </w:r>
     </w:p>
     <w:tbl>
@@ -360,57 +374,57 @@
               <w:rPr>
                 <w:rFonts w:ascii="Arial" w:eastAsia="Microsoft YaHei"/>
               </w:rPr>
-              <w:t xml:space="preserve">出关后南下</w:t>
-            </w:r>
-          </w:p>
-        </w:tc>
-        <w:tc>
-          <w:tcPr>
-            <w:tcW w:type="dxa" w:w="2256"/>
-            <w:tcBorders>
-              <w:top w:val="single" w:color="CCCCCC" w:sz="1"/>
-              <w:left w:val="single" w:color="CCCCCC" w:sz="1"/>
-              <w:bottom w:val="single" w:color="CCCCCC" w:sz="1"/>
-              <w:right w:val="single" w:color="CCCCCC" w:sz="1"/>
-            </w:tcBorders>
-            <w:tcMar>
-              <w:top w:type="dxa" w:w="80"/>
-              <w:left w:type="dxa" w:w="120"/>
-              <w:bottom w:type="dxa" w:w="80"/>
-              <w:right w:type="dxa" w:w="120"/>
-            </w:tcMar>
-          </w:tcPr>
-          <w:p>
-            <w:r>
-              <w:rPr>
-                <w:rFonts w:ascii="Arial" w:eastAsia="Microsoft YaHei"/>
-              </w:rPr>
-              <w:t xml:space="preserve">打车约10–15分钟</w:t>
-            </w:r>
-          </w:p>
-        </w:tc>
-        <w:tc>
-          <w:tcPr>
-            <w:tcW w:type="dxa" w:w="2256"/>
-            <w:tcBorders>
-              <w:top w:val="single" w:color="CCCCCC" w:sz="1"/>
-              <w:left w:val="single" w:color="CCCCCC" w:sz="1"/>
-              <w:bottom w:val="single" w:color="CCCCCC" w:sz="1"/>
-              <w:right w:val="single" w:color="CCCCCC" w:sz="1"/>
-            </w:tcBorders>
-            <w:tcMar>
-              <w:top w:type="dxa" w:w="80"/>
-              <w:left w:type="dxa" w:w="120"/>
-              <w:bottom w:type="dxa" w:w="80"/>
-              <w:right w:type="dxa" w:w="120"/>
-            </w:tcMar>
-          </w:tcPr>
-          <w:p>
-            <w:r>
-              <w:rPr>
-                <w:rFonts w:ascii="Arial" w:eastAsia="Microsoft YaHei"/>
-              </w:rPr>
-              <w:t xml:space="preserve">青茂无发财车，打车/公交到新葡京·大三巴一带</w:t>
+              <w:t xml:space="preserve">出关后一路南下</w:t>
+            </w:r>
+          </w:p>
+        </w:tc>
+        <w:tc>
+          <w:tcPr>
+            <w:tcW w:type="dxa" w:w="2256"/>
+            <w:tcBorders>
+              <w:top w:val="single" w:color="CCCCCC" w:sz="1"/>
+              <w:left w:val="single" w:color="CCCCCC" w:sz="1"/>
+              <w:bottom w:val="single" w:color="CCCCCC" w:sz="1"/>
+              <w:right w:val="single" w:color="CCCCCC" w:sz="1"/>
+            </w:tcBorders>
+            <w:tcMar>
+              <w:top w:type="dxa" w:w="80"/>
+              <w:left w:type="dxa" w:w="120"/>
+              <w:bottom w:type="dxa" w:w="80"/>
+              <w:right w:type="dxa" w:w="120"/>
+            </w:tcMar>
+          </w:tcPr>
+          <w:p>
+            <w:r>
+              <w:rPr>
+                <w:rFonts w:ascii="Arial" w:eastAsia="Microsoft YaHei"/>
+              </w:rPr>
+              <w:t xml:space="preserve">打车约15–20分钟</w:t>
+            </w:r>
+          </w:p>
+        </w:tc>
+        <w:tc>
+          <w:tcPr>
+            <w:tcW w:type="dxa" w:w="2256"/>
+            <w:tcBorders>
+              <w:top w:val="single" w:color="CCCCCC" w:sz="1"/>
+              <w:left w:val="single" w:color="CCCCCC" w:sz="1"/>
+              <w:bottom w:val="single" w:color="CCCCCC" w:sz="1"/>
+              <w:right w:val="single" w:color="CCCCCC" w:sz="1"/>
+            </w:tcBorders>
+            <w:tcMar>
+              <w:top w:type="dxa" w:w="80"/>
+              <w:left w:type="dxa" w:w="120"/>
+              <w:bottom w:type="dxa" w:w="80"/>
+              <w:right w:type="dxa" w:w="120"/>
+            </w:tcMar>
+          </w:tcPr>
+          <w:p>
+            <w:r>
+              <w:rPr>
+                <w:rFonts w:ascii="Arial" w:eastAsia="Microsoft YaHei"/>
+              </w:rPr>
+              <w:t xml:space="preserve">青茂无发财车，直接坐到半岛南端的妈阁庙</w:t>
             </w:r>
           </w:p>
         </w:tc>
@@ -465,7 +479,7 @@
               <w:rPr>
                 <w:rFonts w:ascii="Arial" w:eastAsia="Microsoft YaHei"/>
               </w:rPr>
-              <w:t xml:space="preserve">大三巴牌坊+大炮台+澳门博物馆</w:t>
+              <w:t xml:space="preserve">妈阁庙（第一站）</w:t>
             </w:r>
           </w:p>
         </w:tc>
@@ -515,7 +529,7 @@
               <w:rPr>
                 <w:rFonts w:ascii="Arial" w:eastAsia="Microsoft YaHei"/>
               </w:rPr>
-              <w:t xml:space="preserve">博物馆免费；部分场馆周一闭馆，10.4周日不受影响</w:t>
+              <w:t xml:space="preserve">即"妈祖庙/妈祖阁"，相传1488年始建，澳门最古老庙宇</w:t>
             </w:r>
           </w:p>
         </w:tc>
@@ -545,82 +559,82 @@
               <w:rPr>
                 <w:rFonts w:ascii="Arial" w:eastAsia="Microsoft YaHei"/>
               </w:rPr>
-              <w:t xml:space="preserve">10:15</w:t>
-            </w:r>
-          </w:p>
-        </w:tc>
-        <w:tc>
-          <w:tcPr>
-            <w:tcW w:type="dxa" w:w="2256"/>
-            <w:tcBorders>
-              <w:top w:val="single" w:color="CCCCCC" w:sz="1"/>
-              <w:left w:val="single" w:color="CCCCCC" w:sz="1"/>
-              <w:bottom w:val="single" w:color="CCCCCC" w:sz="1"/>
-              <w:right w:val="single" w:color="CCCCCC" w:sz="1"/>
-            </w:tcBorders>
-            <w:tcMar>
-              <w:top w:type="dxa" w:w="80"/>
-              <w:left w:type="dxa" w:w="120"/>
-              <w:bottom w:type="dxa" w:w="80"/>
-              <w:right w:type="dxa" w:w="120"/>
-            </w:tcMar>
-          </w:tcPr>
-          <w:p>
-            <w:r>
-              <w:rPr>
-                <w:rFonts w:ascii="Arial" w:eastAsia="Microsoft YaHei"/>
-              </w:rPr>
-              <w:t xml:space="preserve">议事亭前地 &amp; 玫瑰堂</w:t>
-            </w:r>
-          </w:p>
-        </w:tc>
-        <w:tc>
-          <w:tcPr>
-            <w:tcW w:type="dxa" w:w="2256"/>
-            <w:tcBorders>
-              <w:top w:val="single" w:color="CCCCCC" w:sz="1"/>
-              <w:left w:val="single" w:color="CCCCCC" w:sz="1"/>
-              <w:bottom w:val="single" w:color="CCCCCC" w:sz="1"/>
-              <w:right w:val="single" w:color="CCCCCC" w:sz="1"/>
-            </w:tcBorders>
-            <w:tcMar>
-              <w:top w:type="dxa" w:w="80"/>
-              <w:left w:type="dxa" w:w="120"/>
-              <w:bottom w:type="dxa" w:w="80"/>
-              <w:right w:type="dxa" w:w="120"/>
-            </w:tcMar>
-          </w:tcPr>
-          <w:p>
-            <w:r>
-              <w:rPr>
-                <w:rFonts w:ascii="Arial" w:eastAsia="Microsoft YaHei"/>
-              </w:rPr>
-              <w:t xml:space="preserve">步行约8分钟</w:t>
-            </w:r>
-          </w:p>
-        </w:tc>
-        <w:tc>
-          <w:tcPr>
-            <w:tcW w:type="dxa" w:w="2256"/>
-            <w:tcBorders>
-              <w:top w:val="single" w:color="CCCCCC" w:sz="1"/>
-              <w:left w:val="single" w:color="CCCCCC" w:sz="1"/>
-              <w:bottom w:val="single" w:color="CCCCCC" w:sz="1"/>
-              <w:right w:val="single" w:color="CCCCCC" w:sz="1"/>
-            </w:tcBorders>
-            <w:tcMar>
-              <w:top w:type="dxa" w:w="80"/>
-              <w:left w:type="dxa" w:w="120"/>
-              <w:bottom w:type="dxa" w:w="80"/>
-              <w:right w:type="dxa" w:w="120"/>
-            </w:tcMar>
-          </w:tcPr>
-          <w:p>
-            <w:r>
-              <w:rPr>
-                <w:rFonts w:ascii="Arial" w:eastAsia="Microsoft YaHei"/>
-              </w:rPr>
-              <w:t xml:space="preserve">玫瑰堂免费入内</w:t>
+              <w:t xml:space="preserve">09:30</w:t>
+            </w:r>
+          </w:p>
+        </w:tc>
+        <w:tc>
+          <w:tcPr>
+            <w:tcW w:type="dxa" w:w="2256"/>
+            <w:tcBorders>
+              <w:top w:val="single" w:color="CCCCCC" w:sz="1"/>
+              <w:left w:val="single" w:color="CCCCCC" w:sz="1"/>
+              <w:bottom w:val="single" w:color="CCCCCC" w:sz="1"/>
+              <w:right w:val="single" w:color="CCCCCC" w:sz="1"/>
+            </w:tcBorders>
+            <w:tcMar>
+              <w:top w:type="dxa" w:w="80"/>
+              <w:left w:type="dxa" w:w="120"/>
+              <w:bottom w:type="dxa" w:w="80"/>
+              <w:right w:type="dxa" w:w="120"/>
+            </w:tcMar>
+          </w:tcPr>
+          <w:p>
+            <w:r>
+              <w:rPr>
+                <w:rFonts w:ascii="Arial" w:eastAsia="Microsoft YaHei"/>
+              </w:rPr>
+              <w:t xml:space="preserve">郑家大屋 · 亚婆井前地</w:t>
+            </w:r>
+          </w:p>
+        </w:tc>
+        <w:tc>
+          <w:tcPr>
+            <w:tcW w:type="dxa" w:w="2256"/>
+            <w:tcBorders>
+              <w:top w:val="single" w:color="CCCCCC" w:sz="1"/>
+              <w:left w:val="single" w:color="CCCCCC" w:sz="1"/>
+              <w:bottom w:val="single" w:color="CCCCCC" w:sz="1"/>
+              <w:right w:val="single" w:color="CCCCCC" w:sz="1"/>
+            </w:tcBorders>
+            <w:tcMar>
+              <w:top w:type="dxa" w:w="80"/>
+              <w:left w:type="dxa" w:w="120"/>
+              <w:bottom w:type="dxa" w:w="80"/>
+              <w:right w:type="dxa" w:w="120"/>
+            </w:tcMar>
+          </w:tcPr>
+          <w:p>
+            <w:r>
+              <w:rPr>
+                <w:rFonts w:ascii="Arial" w:eastAsia="Microsoft YaHei"/>
+              </w:rPr>
+              <w:t xml:space="preserve">步行约5分钟</w:t>
+            </w:r>
+          </w:p>
+        </w:tc>
+        <w:tc>
+          <w:tcPr>
+            <w:tcW w:type="dxa" w:w="2256"/>
+            <w:tcBorders>
+              <w:top w:val="single" w:color="CCCCCC" w:sz="1"/>
+              <w:left w:val="single" w:color="CCCCCC" w:sz="1"/>
+              <w:bottom w:val="single" w:color="CCCCCC" w:sz="1"/>
+              <w:right w:val="single" w:color="CCCCCC" w:sz="1"/>
+            </w:tcBorders>
+            <w:tcMar>
+              <w:top w:type="dxa" w:w="80"/>
+              <w:left w:type="dxa" w:w="120"/>
+              <w:bottom w:type="dxa" w:w="80"/>
+              <w:right w:type="dxa" w:w="120"/>
+            </w:tcMar>
+          </w:tcPr>
+          <w:p>
+            <w:r>
+              <w:rPr>
+                <w:rFonts w:ascii="Arial" w:eastAsia="Microsoft YaHei"/>
+              </w:rPr>
+              <w:t xml:space="preserve">郑观应故居，岭南派士宅</w:t>
             </w:r>
           </w:p>
         </w:tc>
@@ -650,57 +664,57 @@
               <w:rPr>
                 <w:rFonts w:ascii="Arial" w:eastAsia="Microsoft YaHei"/>
               </w:rPr>
-              <w:t xml:space="preserve">10:45</w:t>
-            </w:r>
-          </w:p>
-        </w:tc>
-        <w:tc>
-          <w:tcPr>
-            <w:tcW w:type="dxa" w:w="2256"/>
-            <w:tcBorders>
-              <w:top w:val="single" w:color="CCCCCC" w:sz="1"/>
-              <w:left w:val="single" w:color="CCCCCC" w:sz="1"/>
-              <w:bottom w:val="single" w:color="CCCCCC" w:sz="1"/>
-              <w:right w:val="single" w:color="CCCCCC" w:sz="1"/>
-            </w:tcBorders>
-            <w:tcMar>
-              <w:top w:type="dxa" w:w="80"/>
-              <w:left w:type="dxa" w:w="120"/>
-              <w:bottom w:type="dxa" w:w="80"/>
-              <w:right w:type="dxa" w:w="120"/>
-            </w:tcMar>
-          </w:tcPr>
-          <w:p>
-            <w:r>
-              <w:rPr>
-                <w:rFonts w:ascii="Arial" w:eastAsia="Microsoft YaHei"/>
-              </w:rPr>
-              <w:t xml:space="preserve">岗顶前地 · 圣老楞佐教堂</w:t>
-            </w:r>
-          </w:p>
-        </w:tc>
-        <w:tc>
-          <w:tcPr>
-            <w:tcW w:type="dxa" w:w="2256"/>
-            <w:tcBorders>
-              <w:top w:val="single" w:color="CCCCCC" w:sz="1"/>
-              <w:left w:val="single" w:color="CCCCCC" w:sz="1"/>
-              <w:bottom w:val="single" w:color="CCCCCC" w:sz="1"/>
-              <w:right w:val="single" w:color="CCCCCC" w:sz="1"/>
-            </w:tcBorders>
-            <w:tcMar>
-              <w:top w:type="dxa" w:w="80"/>
-              <w:left w:type="dxa" w:w="120"/>
-              <w:bottom w:type="dxa" w:w="80"/>
-              <w:right w:type="dxa" w:w="120"/>
-            </w:tcMar>
-          </w:tcPr>
-          <w:p>
-            <w:r>
-              <w:rPr>
-                <w:rFonts w:ascii="Arial" w:eastAsia="Microsoft YaHei"/>
-              </w:rPr>
-              <w:t xml:space="preserve">步行约8分钟</w:t>
+              <w:t xml:space="preserve">10:00</w:t>
+            </w:r>
+          </w:p>
+        </w:tc>
+        <w:tc>
+          <w:tcPr>
+            <w:tcW w:type="dxa" w:w="2256"/>
+            <w:tcBorders>
+              <w:top w:val="single" w:color="CCCCCC" w:sz="1"/>
+              <w:left w:val="single" w:color="CCCCCC" w:sz="1"/>
+              <w:bottom w:val="single" w:color="CCCCCC" w:sz="1"/>
+              <w:right w:val="single" w:color="CCCCCC" w:sz="1"/>
+            </w:tcBorders>
+            <w:tcMar>
+              <w:top w:type="dxa" w:w="80"/>
+              <w:left w:type="dxa" w:w="120"/>
+              <w:bottom w:type="dxa" w:w="80"/>
+              <w:right w:type="dxa" w:w="120"/>
+            </w:tcMar>
+          </w:tcPr>
+          <w:p>
+            <w:r>
+              <w:rPr>
+                <w:rFonts w:ascii="Arial" w:eastAsia="Microsoft YaHei"/>
+              </w:rPr>
+              <w:t xml:space="preserve">圣老楞佐教堂 · 岗顶前地</w:t>
+            </w:r>
+          </w:p>
+        </w:tc>
+        <w:tc>
+          <w:tcPr>
+            <w:tcW w:type="dxa" w:w="2256"/>
+            <w:tcBorders>
+              <w:top w:val="single" w:color="CCCCCC" w:sz="1"/>
+              <w:left w:val="single" w:color="CCCCCC" w:sz="1"/>
+              <w:bottom w:val="single" w:color="CCCCCC" w:sz="1"/>
+              <w:right w:val="single" w:color="CCCCCC" w:sz="1"/>
+            </w:tcBorders>
+            <w:tcMar>
+              <w:top w:type="dxa" w:w="80"/>
+              <w:left w:type="dxa" w:w="120"/>
+              <w:bottom w:type="dxa" w:w="80"/>
+              <w:right w:type="dxa" w:w="120"/>
+            </w:tcMar>
+          </w:tcPr>
+          <w:p>
+            <w:r>
+              <w:rPr>
+                <w:rFonts w:ascii="Arial" w:eastAsia="Microsoft YaHei"/>
+              </w:rPr>
+              <w:t xml:space="preserve">步行约6分钟</w:t>
             </w:r>
           </w:p>
         </w:tc>
@@ -755,82 +769,82 @@
               <w:rPr>
                 <w:rFonts w:ascii="Arial" w:eastAsia="Microsoft YaHei"/>
               </w:rPr>
-              <w:t xml:space="preserve">11:00</w:t>
-            </w:r>
-          </w:p>
-        </w:tc>
-        <w:tc>
-          <w:tcPr>
-            <w:tcW w:type="dxa" w:w="2256"/>
-            <w:tcBorders>
-              <w:top w:val="single" w:color="CCCCCC" w:sz="1"/>
-              <w:left w:val="single" w:color="CCCCCC" w:sz="1"/>
-              <w:bottom w:val="single" w:color="CCCCCC" w:sz="1"/>
-              <w:right w:val="single" w:color="CCCCCC" w:sz="1"/>
-            </w:tcBorders>
-            <w:tcMar>
-              <w:top w:type="dxa" w:w="80"/>
-              <w:left w:type="dxa" w:w="120"/>
-              <w:bottom w:type="dxa" w:w="80"/>
-              <w:right w:type="dxa" w:w="120"/>
-            </w:tcMar>
-          </w:tcPr>
-          <w:p>
-            <w:r>
-              <w:rPr>
-                <w:rFonts w:ascii="Arial" w:eastAsia="Microsoft YaHei"/>
-              </w:rPr>
-              <w:t xml:space="preserve">亚婆井前地 · 郑家大屋</w:t>
-            </w:r>
-          </w:p>
-        </w:tc>
-        <w:tc>
-          <w:tcPr>
-            <w:tcW w:type="dxa" w:w="2256"/>
-            <w:tcBorders>
-              <w:top w:val="single" w:color="CCCCCC" w:sz="1"/>
-              <w:left w:val="single" w:color="CCCCCC" w:sz="1"/>
-              <w:bottom w:val="single" w:color="CCCCCC" w:sz="1"/>
-              <w:right w:val="single" w:color="CCCCCC" w:sz="1"/>
-            </w:tcBorders>
-            <w:tcMar>
-              <w:top w:type="dxa" w:w="80"/>
-              <w:left w:type="dxa" w:w="120"/>
-              <w:bottom w:type="dxa" w:w="80"/>
-              <w:right w:type="dxa" w:w="120"/>
-            </w:tcMar>
-          </w:tcPr>
-          <w:p>
-            <w:r>
-              <w:rPr>
-                <w:rFonts w:ascii="Arial" w:eastAsia="Microsoft YaHei"/>
-              </w:rPr>
-              <w:t xml:space="preserve">步行约5分钟</w:t>
-            </w:r>
-          </w:p>
-        </w:tc>
-        <w:tc>
-          <w:tcPr>
-            <w:tcW w:type="dxa" w:w="2256"/>
-            <w:tcBorders>
-              <w:top w:val="single" w:color="CCCCCC" w:sz="1"/>
-              <w:left w:val="single" w:color="CCCCCC" w:sz="1"/>
-              <w:bottom w:val="single" w:color="CCCCCC" w:sz="1"/>
-              <w:right w:val="single" w:color="CCCCCC" w:sz="1"/>
-            </w:tcBorders>
-            <w:tcMar>
-              <w:top w:type="dxa" w:w="80"/>
-              <w:left w:type="dxa" w:w="120"/>
-              <w:bottom w:type="dxa" w:w="80"/>
-              <w:right w:type="dxa" w:w="120"/>
-            </w:tcMar>
-          </w:tcPr>
-          <w:p>
-            <w:r>
-              <w:rPr>
-                <w:rFonts w:ascii="Arial" w:eastAsia="Microsoft YaHei"/>
-              </w:rPr>
-              <w:t xml:space="preserve">郑观应故居</w:t>
+              <w:t xml:space="preserve">10:30</w:t>
+            </w:r>
+          </w:p>
+        </w:tc>
+        <w:tc>
+          <w:tcPr>
+            <w:tcW w:type="dxa" w:w="2256"/>
+            <w:tcBorders>
+              <w:top w:val="single" w:color="CCCCCC" w:sz="1"/>
+              <w:left w:val="single" w:color="CCCCCC" w:sz="1"/>
+              <w:bottom w:val="single" w:color="CCCCCC" w:sz="1"/>
+              <w:right w:val="single" w:color="CCCCCC" w:sz="1"/>
+            </w:tcBorders>
+            <w:tcMar>
+              <w:top w:type="dxa" w:w="80"/>
+              <w:left w:type="dxa" w:w="120"/>
+              <w:bottom w:type="dxa" w:w="80"/>
+              <w:right w:type="dxa" w:w="120"/>
+            </w:tcMar>
+          </w:tcPr>
+          <w:p>
+            <w:r>
+              <w:rPr>
+                <w:rFonts w:ascii="Arial" w:eastAsia="Microsoft YaHei"/>
+              </w:rPr>
+              <w:t xml:space="preserve">议事亭前地 &amp; 玫瑰堂</w:t>
+            </w:r>
+          </w:p>
+        </w:tc>
+        <w:tc>
+          <w:tcPr>
+            <w:tcW w:type="dxa" w:w="2256"/>
+            <w:tcBorders>
+              <w:top w:val="single" w:color="CCCCCC" w:sz="1"/>
+              <w:left w:val="single" w:color="CCCCCC" w:sz="1"/>
+              <w:bottom w:val="single" w:color="CCCCCC" w:sz="1"/>
+              <w:right w:val="single" w:color="CCCCCC" w:sz="1"/>
+            </w:tcBorders>
+            <w:tcMar>
+              <w:top w:type="dxa" w:w="80"/>
+              <w:left w:type="dxa" w:w="120"/>
+              <w:bottom w:type="dxa" w:w="80"/>
+              <w:right w:type="dxa" w:w="120"/>
+            </w:tcMar>
+          </w:tcPr>
+          <w:p>
+            <w:r>
+              <w:rPr>
+                <w:rFonts w:ascii="Arial" w:eastAsia="Microsoft YaHei"/>
+              </w:rPr>
+              <w:t xml:space="preserve">步行约6分钟</w:t>
+            </w:r>
+          </w:p>
+        </w:tc>
+        <w:tc>
+          <w:tcPr>
+            <w:tcW w:type="dxa" w:w="2256"/>
+            <w:tcBorders>
+              <w:top w:val="single" w:color="CCCCCC" w:sz="1"/>
+              <w:left w:val="single" w:color="CCCCCC" w:sz="1"/>
+              <w:bottom w:val="single" w:color="CCCCCC" w:sz="1"/>
+              <w:right w:val="single" w:color="CCCCCC" w:sz="1"/>
+            </w:tcBorders>
+            <w:tcMar>
+              <w:top w:type="dxa" w:w="80"/>
+              <w:left w:type="dxa" w:w="120"/>
+              <w:bottom w:type="dxa" w:w="80"/>
+              <w:right w:type="dxa" w:w="120"/>
+            </w:tcMar>
+          </w:tcPr>
+          <w:p>
+            <w:r>
+              <w:rPr>
+                <w:rFonts w:ascii="Arial" w:eastAsia="Microsoft YaHei"/>
+              </w:rPr>
+              <w:t xml:space="preserve">玫瑰堂免费入内</w:t>
             </w:r>
           </w:p>
         </w:tc>
@@ -860,82 +874,82 @@
               <w:rPr>
                 <w:rFonts w:ascii="Arial" w:eastAsia="Microsoft YaHei"/>
               </w:rPr>
-              <w:t xml:space="preserve">11:30</w:t>
-            </w:r>
-          </w:p>
-        </w:tc>
-        <w:tc>
-          <w:tcPr>
-            <w:tcW w:type="dxa" w:w="2256"/>
-            <w:tcBorders>
-              <w:top w:val="single" w:color="CCCCCC" w:sz="1"/>
-              <w:left w:val="single" w:color="CCCCCC" w:sz="1"/>
-              <w:bottom w:val="single" w:color="CCCCCC" w:sz="1"/>
-              <w:right w:val="single" w:color="CCCCCC" w:sz="1"/>
-            </w:tcBorders>
-            <w:tcMar>
-              <w:top w:type="dxa" w:w="80"/>
-              <w:left w:type="dxa" w:w="120"/>
-              <w:bottom w:type="dxa" w:w="80"/>
-              <w:right w:type="dxa" w:w="120"/>
-            </w:tcMar>
-          </w:tcPr>
-          <w:p>
-            <w:r>
-              <w:rPr>
-                <w:rFonts w:ascii="Arial" w:eastAsia="Microsoft YaHei"/>
-              </w:rPr>
-              <w:t xml:space="preserve">妈阁庙</w:t>
-            </w:r>
-          </w:p>
-        </w:tc>
-        <w:tc>
-          <w:tcPr>
-            <w:tcW w:type="dxa" w:w="2256"/>
-            <w:tcBorders>
-              <w:top w:val="single" w:color="CCCCCC" w:sz="1"/>
-              <w:left w:val="single" w:color="CCCCCC" w:sz="1"/>
-              <w:bottom w:val="single" w:color="CCCCCC" w:sz="1"/>
-              <w:right w:val="single" w:color="CCCCCC" w:sz="1"/>
-            </w:tcBorders>
-            <w:tcMar>
-              <w:top w:type="dxa" w:w="80"/>
-              <w:left w:type="dxa" w:w="120"/>
-              <w:bottom w:type="dxa" w:w="80"/>
-              <w:right w:type="dxa" w:w="120"/>
-            </w:tcMar>
-          </w:tcPr>
-          <w:p>
-            <w:r>
-              <w:rPr>
-                <w:rFonts w:ascii="Arial" w:eastAsia="Microsoft YaHei"/>
-              </w:rPr>
-              <w:t xml:space="preserve">步行约5分钟</w:t>
-            </w:r>
-          </w:p>
-        </w:tc>
-        <w:tc>
-          <w:tcPr>
-            <w:tcW w:type="dxa" w:w="2256"/>
-            <w:tcBorders>
-              <w:top w:val="single" w:color="CCCCCC" w:sz="1"/>
-              <w:left w:val="single" w:color="CCCCCC" w:sz="1"/>
-              <w:bottom w:val="single" w:color="CCCCCC" w:sz="1"/>
-              <w:right w:val="single" w:color="CCCCCC" w:sz="1"/>
-            </w:tcBorders>
-            <w:tcMar>
-              <w:top w:type="dxa" w:w="80"/>
-              <w:left w:type="dxa" w:w="120"/>
-              <w:bottom w:type="dxa" w:w="80"/>
-              <w:right w:type="dxa" w:w="120"/>
-            </w:tcMar>
-          </w:tcPr>
-          <w:p>
-            <w:r>
-              <w:rPr>
-                <w:rFonts w:ascii="Arial" w:eastAsia="Microsoft YaHei"/>
-              </w:rPr>
-              <w:t xml:space="preserve">规范名"妈阁庙/妈祖阁"，相传1488年始建</w:t>
+              <w:t xml:space="preserve">11:00</w:t>
+            </w:r>
+          </w:p>
+        </w:tc>
+        <w:tc>
+          <w:tcPr>
+            <w:tcW w:type="dxa" w:w="2256"/>
+            <w:tcBorders>
+              <w:top w:val="single" w:color="CCCCCC" w:sz="1"/>
+              <w:left w:val="single" w:color="CCCCCC" w:sz="1"/>
+              <w:bottom w:val="single" w:color="CCCCCC" w:sz="1"/>
+              <w:right w:val="single" w:color="CCCCCC" w:sz="1"/>
+            </w:tcBorders>
+            <w:tcMar>
+              <w:top w:type="dxa" w:w="80"/>
+              <w:left w:type="dxa" w:w="120"/>
+              <w:bottom w:type="dxa" w:w="80"/>
+              <w:right w:type="dxa" w:w="120"/>
+            </w:tcMar>
+          </w:tcPr>
+          <w:p>
+            <w:r>
+              <w:rPr>
+                <w:rFonts w:ascii="Arial" w:eastAsia="Microsoft YaHei"/>
+              </w:rPr>
+              <w:t xml:space="preserve">大三巴牌坊+大炮台+澳门博物馆</w:t>
+            </w:r>
+          </w:p>
+        </w:tc>
+        <w:tc>
+          <w:tcPr>
+            <w:tcW w:type="dxa" w:w="2256"/>
+            <w:tcBorders>
+              <w:top w:val="single" w:color="CCCCCC" w:sz="1"/>
+              <w:left w:val="single" w:color="CCCCCC" w:sz="1"/>
+              <w:bottom w:val="single" w:color="CCCCCC" w:sz="1"/>
+              <w:right w:val="single" w:color="CCCCCC" w:sz="1"/>
+            </w:tcBorders>
+            <w:tcMar>
+              <w:top w:type="dxa" w:w="80"/>
+              <w:left w:type="dxa" w:w="120"/>
+              <w:bottom w:type="dxa" w:w="80"/>
+              <w:right w:type="dxa" w:w="120"/>
+            </w:tcMar>
+          </w:tcPr>
+          <w:p>
+            <w:r>
+              <w:rPr>
+                <w:rFonts w:ascii="Arial" w:eastAsia="Microsoft YaHei"/>
+              </w:rPr>
+              <w:t xml:space="preserve">步行约8分钟</w:t>
+            </w:r>
+          </w:p>
+        </w:tc>
+        <w:tc>
+          <w:tcPr>
+            <w:tcW w:type="dxa" w:w="2256"/>
+            <w:tcBorders>
+              <w:top w:val="single" w:color="CCCCCC" w:sz="1"/>
+              <w:left w:val="single" w:color="CCCCCC" w:sz="1"/>
+              <w:bottom w:val="single" w:color="CCCCCC" w:sz="1"/>
+              <w:right w:val="single" w:color="CCCCCC" w:sz="1"/>
+            </w:tcBorders>
+            <w:tcMar>
+              <w:top w:type="dxa" w:w="80"/>
+              <w:left w:type="dxa" w:w="120"/>
+              <w:bottom w:type="dxa" w:w="80"/>
+              <w:right w:type="dxa" w:w="120"/>
+            </w:tcMar>
+          </w:tcPr>
+          <w:p>
+            <w:r>
+              <w:rPr>
+                <w:rFonts w:ascii="Arial" w:eastAsia="Microsoft YaHei"/>
+              </w:rPr>
+              <w:t xml:space="preserve">博物馆免费；部分场馆周一闭馆，10.4周日不受影响</w:t>
             </w:r>
           </w:p>
         </w:tc>

--- a/日常/2026-09-29/澳门一日游行程_10.4_青茂.docx
+++ b/日常/2026-09-29/澳门一日游行程_10.4_青茂.docx
@@ -44,7 +44,21 @@
         <w:rPr>
           <w:rFonts w:ascii="Arial" w:eastAsia="Microsoft YaHei"/>
         </w:rPr>
-        <w:t xml:space="preserve"> 青茂口岸（进出）</w:t>
+        <w:t xml:space="preserve"> 青茂口岸（进出）　</w:t>
+      </w:r>
+      <w:r>
+        <w:rPr>
+          <w:rFonts w:ascii="Arial" w:eastAsia="Microsoft YaHei"/>
+          <w:b/>
+          <w:bCs/>
+        </w:rPr>
+        <w:t xml:space="preserve">交通方式：</w:t>
+      </w:r>
+      <w:r>
+        <w:rPr>
+          <w:rFonts w:ascii="Arial" w:eastAsia="Microsoft YaHei"/>
+        </w:rPr>
+        <w:t xml:space="preserve"> 公共交通（公交巴士 / 轻轨）为主，打车仅作夜间或赶时间的备选</w:t>
       </w:r>
     </w:p>
     <w:p>
@@ -64,7 +78,7 @@
         <w:rPr>
           <w:rFonts w:ascii="Arial" w:eastAsia="Microsoft YaHei"/>
         </w:rPr>
-        <w:t xml:space="preserve"> 改由青茂口岸进出（一次放行、24小时通关，国庆比拱北快很多，但没有赌场发财车，出关在半岛北端需打车南下）；出关后先打车直达半岛南端的</w:t>
+        <w:t xml:space="preserve"> 改由青茂口岸进出（一次放行、24小时通关，国庆比拱北快很多，但没有赌场发财车）；出关后先到半岛南端的</w:t>
       </w:r>
       <w:r>
         <w:rPr>
@@ -78,7 +92,21 @@
         <w:rPr>
           <w:rFonts w:ascii="Arial" w:eastAsia="Microsoft YaHei"/>
         </w:rPr>
-        <w:t xml:space="preserve">作为世遗线起点，再一路往北走到大三巴（步行单向不回头）；已去除原攻略"新葡京发财车"步骤；"世遗漫步 35 分钟"实为纯通过时间，含参观约 2.5–3 小时，时间轴已按此预留。</w:t>
+        <w:t xml:space="preserve">作为世遗线起点，再一路往北走到大三巴（世遗区全程步行）；</w:t>
+      </w:r>
+      <w:r>
+        <w:rPr>
+          <w:rFonts w:ascii="Arial" w:eastAsia="Microsoft YaHei"/>
+          <w:b/>
+          <w:bCs/>
+        </w:rPr>
+        <w:t xml:space="preserve">全天交通改为公交/轻轨优先</w:t>
+      </w:r>
+      <w:r>
+        <w:rPr>
+          <w:rFonts w:ascii="Arial" w:eastAsia="Microsoft YaHei"/>
+        </w:rPr>
+        <w:t xml:space="preserve">，能坐巴士、轻轨就不打车；已去除原攻略"新葡京发财车"步骤；"世遗漫步 35 分钟"实为纯通过时间，含参观约 2.5–3 小时，时间轴已按此预留。</w:t>
       </w:r>
     </w:p>
     <w:p>
@@ -374,57 +402,57 @@
               <w:rPr>
                 <w:rFonts w:ascii="Arial" w:eastAsia="Microsoft YaHei"/>
               </w:rPr>
-              <w:t xml:space="preserve">出关后一路南下</w:t>
-            </w:r>
-          </w:p>
-        </w:tc>
-        <w:tc>
-          <w:tcPr>
-            <w:tcW w:type="dxa" w:w="2256"/>
-            <w:tcBorders>
-              <w:top w:val="single" w:color="CCCCCC" w:sz="1"/>
-              <w:left w:val="single" w:color="CCCCCC" w:sz="1"/>
-              <w:bottom w:val="single" w:color="CCCCCC" w:sz="1"/>
-              <w:right w:val="single" w:color="CCCCCC" w:sz="1"/>
-            </w:tcBorders>
-            <w:tcMar>
-              <w:top w:type="dxa" w:w="80"/>
-              <w:left w:type="dxa" w:w="120"/>
-              <w:bottom w:type="dxa" w:w="80"/>
-              <w:right w:type="dxa" w:w="120"/>
-            </w:tcMar>
-          </w:tcPr>
-          <w:p>
-            <w:r>
-              <w:rPr>
-                <w:rFonts w:ascii="Arial" w:eastAsia="Microsoft YaHei"/>
-              </w:rPr>
-              <w:t xml:space="preserve">打车约15–20分钟</w:t>
-            </w:r>
-          </w:p>
-        </w:tc>
-        <w:tc>
-          <w:tcPr>
-            <w:tcW w:type="dxa" w:w="2256"/>
-            <w:tcBorders>
-              <w:top w:val="single" w:color="CCCCCC" w:sz="1"/>
-              <w:left w:val="single" w:color="CCCCCC" w:sz="1"/>
-              <w:bottom w:val="single" w:color="CCCCCC" w:sz="1"/>
-              <w:right w:val="single" w:color="CCCCCC" w:sz="1"/>
-            </w:tcBorders>
-            <w:tcMar>
-              <w:top w:type="dxa" w:w="80"/>
-              <w:left w:type="dxa" w:w="120"/>
-              <w:bottom w:type="dxa" w:w="80"/>
-              <w:right w:type="dxa" w:w="120"/>
-            </w:tcMar>
-          </w:tcPr>
-          <w:p>
-            <w:r>
-              <w:rPr>
-                <w:rFonts w:ascii="Arial" w:eastAsia="Microsoft YaHei"/>
-              </w:rPr>
-              <w:t xml:space="preserve">青茂无发财车，直接坐到半岛南端的妈阁庙</w:t>
+              <w:t xml:space="preserve">出关后南下到妈阁</w:t>
+            </w:r>
+          </w:p>
+        </w:tc>
+        <w:tc>
+          <w:tcPr>
+            <w:tcW w:type="dxa" w:w="2256"/>
+            <w:tcBorders>
+              <w:top w:val="single" w:color="CCCCCC" w:sz="1"/>
+              <w:left w:val="single" w:color="CCCCCC" w:sz="1"/>
+              <w:bottom w:val="single" w:color="CCCCCC" w:sz="1"/>
+              <w:right w:val="single" w:color="CCCCCC" w:sz="1"/>
+            </w:tcBorders>
+            <w:tcMar>
+              <w:top w:type="dxa" w:w="80"/>
+              <w:left w:type="dxa" w:w="120"/>
+              <w:bottom w:type="dxa" w:w="80"/>
+              <w:right w:type="dxa" w:w="120"/>
+            </w:tcMar>
+          </w:tcPr>
+          <w:p>
+            <w:r>
+              <w:rPr>
+                <w:rFonts w:ascii="Arial" w:eastAsia="Microsoft YaHei"/>
+              </w:rPr>
+              <w:t xml:space="preserve">公交巴士约30–40分钟</w:t>
+            </w:r>
+          </w:p>
+        </w:tc>
+        <w:tc>
+          <w:tcPr>
+            <w:tcW w:type="dxa" w:w="2256"/>
+            <w:tcBorders>
+              <w:top w:val="single" w:color="CCCCCC" w:sz="1"/>
+              <w:left w:val="single" w:color="CCCCCC" w:sz="1"/>
+              <w:bottom w:val="single" w:color="CCCCCC" w:sz="1"/>
+              <w:right w:val="single" w:color="CCCCCC" w:sz="1"/>
+            </w:tcBorders>
+            <w:tcMar>
+              <w:top w:type="dxa" w:w="80"/>
+              <w:left w:type="dxa" w:w="120"/>
+              <w:bottom w:type="dxa" w:w="80"/>
+              <w:right w:type="dxa" w:w="120"/>
+            </w:tcMar>
+          </w:tcPr>
+          <w:p>
+            <w:r>
+              <w:rPr>
+                <w:rFonts w:ascii="Arial" w:eastAsia="Microsoft YaHei"/>
+              </w:rPr>
+              <w:t xml:space="preserve">青茂口岸旁公交站乘往妈阁/新马路方向巴士；行李多或赶时间再打车（约15–20分钟）</w:t>
             </w:r>
           </w:p>
         </w:tc>
@@ -1029,7 +1057,7 @@
               <w:rPr>
                 <w:rFonts w:ascii="Arial" w:eastAsia="Microsoft YaHei"/>
               </w:rPr>
-              <w:t xml:space="preserve">视分店步行/打车</w:t>
+              <w:t xml:space="preserve">步行 / 短程公交</w:t>
             </w:r>
           </w:p>
         </w:tc>
@@ -1278,32 +1306,32 @@
               <w:rPr>
                 <w:rFonts w:ascii="Arial" w:eastAsia="Microsoft YaHei"/>
               </w:rPr>
-              <w:t xml:space="preserve">步行下山约12分钟</w:t>
-            </w:r>
-          </w:p>
-        </w:tc>
-        <w:tc>
-          <w:tcPr>
-            <w:tcW w:type="dxa" w:w="2256"/>
-            <w:tcBorders>
-              <w:top w:val="single" w:color="CCCCCC" w:sz="1"/>
-              <w:left w:val="single" w:color="CCCCCC" w:sz="1"/>
-              <w:bottom w:val="single" w:color="CCCCCC" w:sz="1"/>
-              <w:right w:val="single" w:color="CCCCCC" w:sz="1"/>
-            </w:tcBorders>
-            <w:tcMar>
-              <w:top w:type="dxa" w:w="80"/>
-              <w:left w:type="dxa" w:w="120"/>
-              <w:bottom w:type="dxa" w:w="80"/>
-              <w:right w:type="dxa" w:w="120"/>
-            </w:tcMar>
-          </w:tcPr>
-          <w:p>
-            <w:r>
-              <w:rPr>
-                <w:rFonts w:ascii="Arial" w:eastAsia="Microsoft YaHei"/>
-              </w:rPr>
-              <w:t xml:space="preserve">灯塔不对外开放，只能在松山外围看+东望洋新街拍机位；下山定位"东望洋药房"坐电梯上坡；雪地殿教堂禁拍照</w:t>
+              <w:t xml:space="preserve">步行 / 短程公交</w:t>
+            </w:r>
+          </w:p>
+        </w:tc>
+        <w:tc>
+          <w:tcPr>
+            <w:tcW w:type="dxa" w:w="2256"/>
+            <w:tcBorders>
+              <w:top w:val="single" w:color="CCCCCC" w:sz="1"/>
+              <w:left w:val="single" w:color="CCCCCC" w:sz="1"/>
+              <w:bottom w:val="single" w:color="CCCCCC" w:sz="1"/>
+              <w:right w:val="single" w:color="CCCCCC" w:sz="1"/>
+            </w:tcBorders>
+            <w:tcMar>
+              <w:top w:type="dxa" w:w="80"/>
+              <w:left w:type="dxa" w:w="120"/>
+              <w:bottom w:type="dxa" w:w="80"/>
+              <w:right w:type="dxa" w:w="120"/>
+            </w:tcMar>
+          </w:tcPr>
+          <w:p>
+            <w:r>
+              <w:rPr>
+                <w:rFonts w:ascii="Arial" w:eastAsia="Microsoft YaHei"/>
+              </w:rPr>
+              <w:t xml:space="preserve">灯塔不对外开放，只能在松山外围看+东望洋新街拍机位；上山定位"东望洋药房"坐电梯上坡；雪地殿教堂禁拍照</w:t>
             </w:r>
           </w:p>
         </w:tc>
@@ -1383,7 +1411,7 @@
               <w:rPr>
                 <w:rFonts w:ascii="Arial" w:eastAsia="Microsoft YaHei"/>
               </w:rPr>
-              <w:t xml:space="preserve">步行</w:t>
+              <w:t xml:space="preserve">步行下山约12分钟</w:t>
             </w:r>
           </w:p>
         </w:tc>
@@ -1488,32 +1516,32 @@
               <w:rPr>
                 <w:rFonts w:ascii="Arial" w:eastAsia="Microsoft YaHei"/>
               </w:rPr>
-              <w:t xml:space="preserve">打车约8分钟</w:t>
-            </w:r>
-          </w:p>
-        </w:tc>
-        <w:tc>
-          <w:tcPr>
-            <w:tcW w:type="dxa" w:w="2256"/>
-            <w:tcBorders>
-              <w:top w:val="single" w:color="CCCCCC" w:sz="1"/>
-              <w:left w:val="single" w:color="CCCCCC" w:sz="1"/>
-              <w:bottom w:val="single" w:color="CCCCCC" w:sz="1"/>
-              <w:right w:val="single" w:color="CCCCCC" w:sz="1"/>
-            </w:tcBorders>
-            <w:tcMar>
-              <w:top w:type="dxa" w:w="80"/>
-              <w:left w:type="dxa" w:w="120"/>
-              <w:bottom w:type="dxa" w:w="80"/>
-              <w:right w:type="dxa" w:w="120"/>
-            </w:tcMar>
-          </w:tcPr>
-          <w:p>
-            <w:r>
-              <w:rPr>
-                <w:rFonts w:ascii="Arial" w:eastAsia="Microsoft YaHei"/>
-              </w:rPr>
-              <w:t xml:space="preserve">进赌场须年满21岁+带证件，场内禁拍照；发财树12:00–22:00每整点；喷泉周一至周三14:00–22:00、周五至周日12:00–22:00</w:t>
+              <w:t xml:space="preserve">公交约10–15分钟</w:t>
+            </w:r>
+          </w:p>
+        </w:tc>
+        <w:tc>
+          <w:tcPr>
+            <w:tcW w:type="dxa" w:w="2256"/>
+            <w:tcBorders>
+              <w:top w:val="single" w:color="CCCCCC" w:sz="1"/>
+              <w:left w:val="single" w:color="CCCCCC" w:sz="1"/>
+              <w:bottom w:val="single" w:color="CCCCCC" w:sz="1"/>
+              <w:right w:val="single" w:color="CCCCCC" w:sz="1"/>
+            </w:tcBorders>
+            <w:tcMar>
+              <w:top w:type="dxa" w:w="80"/>
+              <w:left w:type="dxa" w:w="120"/>
+              <w:bottom w:type="dxa" w:w="80"/>
+              <w:right w:type="dxa" w:w="120"/>
+            </w:tcMar>
+          </w:tcPr>
+          <w:p>
+            <w:r>
+              <w:rPr>
+                <w:rFonts w:ascii="Arial" w:eastAsia="Microsoft YaHei"/>
+              </w:rPr>
+              <w:t xml:space="preserve">到外港/新马路一带；进赌场须年满21岁+带证件，场内禁拍照；发财树12:00–22:00每整点；喷泉周一至周三14:00–22:00、周五至周日12:00–22:00</w:t>
             </w:r>
           </w:p>
         </w:tc>
@@ -1568,57 +1596,57 @@
               <w:rPr>
                 <w:rFonts w:ascii="Arial" w:eastAsia="Microsoft YaHei"/>
               </w:rPr>
-              <w:t xml:space="preserve">过氹仔</w:t>
-            </w:r>
-          </w:p>
-        </w:tc>
-        <w:tc>
-          <w:tcPr>
-            <w:tcW w:type="dxa" w:w="2256"/>
-            <w:tcBorders>
-              <w:top w:val="single" w:color="CCCCCC" w:sz="1"/>
-              <w:left w:val="single" w:color="CCCCCC" w:sz="1"/>
-              <w:bottom w:val="single" w:color="CCCCCC" w:sz="1"/>
-              <w:right w:val="single" w:color="CCCCCC" w:sz="1"/>
-            </w:tcBorders>
-            <w:tcMar>
-              <w:top w:type="dxa" w:w="80"/>
-              <w:left w:type="dxa" w:w="120"/>
-              <w:bottom w:type="dxa" w:w="80"/>
-              <w:right w:type="dxa" w:w="120"/>
-            </w:tcMar>
-          </w:tcPr>
-          <w:p>
-            <w:r>
-              <w:rPr>
-                <w:rFonts w:ascii="Arial" w:eastAsia="Microsoft YaHei"/>
-              </w:rPr>
-              <w:t xml:space="preserve">约15–20分钟</w:t>
-            </w:r>
-          </w:p>
-        </w:tc>
-        <w:tc>
-          <w:tcPr>
-            <w:tcW w:type="dxa" w:w="2256"/>
-            <w:tcBorders>
-              <w:top w:val="single" w:color="CCCCCC" w:sz="1"/>
-              <w:left w:val="single" w:color="CCCCCC" w:sz="1"/>
-              <w:bottom w:val="single" w:color="CCCCCC" w:sz="1"/>
-              <w:right w:val="single" w:color="CCCCCC" w:sz="1"/>
-            </w:tcBorders>
-            <w:tcMar>
-              <w:top w:type="dxa" w:w="80"/>
-              <w:left w:type="dxa" w:w="120"/>
-              <w:bottom w:type="dxa" w:w="80"/>
-              <w:right w:type="dxa" w:w="120"/>
-            </w:tcMar>
-          </w:tcPr>
-          <w:p>
-            <w:r>
-              <w:rPr>
-                <w:rFonts w:ascii="Arial" w:eastAsia="Microsoft YaHei"/>
-              </w:rPr>
-              <w:t xml:space="preserve">场馆间是否有直达穿梭巴士需现场确认，可能需打车过海</w:t>
+              <w:t xml:space="preserve">过海到氹仔</w:t>
+            </w:r>
+          </w:p>
+        </w:tc>
+        <w:tc>
+          <w:tcPr>
+            <w:tcW w:type="dxa" w:w="2256"/>
+            <w:tcBorders>
+              <w:top w:val="single" w:color="CCCCCC" w:sz="1"/>
+              <w:left w:val="single" w:color="CCCCCC" w:sz="1"/>
+              <w:bottom w:val="single" w:color="CCCCCC" w:sz="1"/>
+              <w:right w:val="single" w:color="CCCCCC" w:sz="1"/>
+            </w:tcBorders>
+            <w:tcMar>
+              <w:top w:type="dxa" w:w="80"/>
+              <w:left w:type="dxa" w:w="120"/>
+              <w:bottom w:type="dxa" w:w="80"/>
+              <w:right w:type="dxa" w:w="120"/>
+            </w:tcMar>
+          </w:tcPr>
+          <w:p>
+            <w:r>
+              <w:rPr>
+                <w:rFonts w:ascii="Arial" w:eastAsia="Microsoft YaHei"/>
+              </w:rPr>
+              <w:t xml:space="preserve">公交经大桥 / 轻轨氹仔线 约25–40分钟</w:t>
+            </w:r>
+          </w:p>
+        </w:tc>
+        <w:tc>
+          <w:tcPr>
+            <w:tcW w:type="dxa" w:w="2256"/>
+            <w:tcBorders>
+              <w:top w:val="single" w:color="CCCCCC" w:sz="1"/>
+              <w:left w:val="single" w:color="CCCCCC" w:sz="1"/>
+              <w:bottom w:val="single" w:color="CCCCCC" w:sz="1"/>
+              <w:right w:val="single" w:color="CCCCCC" w:sz="1"/>
+            </w:tcBorders>
+            <w:tcMar>
+              <w:top w:type="dxa" w:w="80"/>
+              <w:left w:type="dxa" w:w="120"/>
+              <w:bottom w:type="dxa" w:w="80"/>
+              <w:right w:type="dxa" w:w="120"/>
+            </w:tcMar>
+          </w:tcPr>
+          <w:p>
+            <w:r>
+              <w:rPr>
+                <w:rFonts w:ascii="Arial" w:eastAsia="Microsoft YaHei"/>
+              </w:rPr>
+              <w:t xml:space="preserve">首选公交或到"妈阁站"坐轻轨氹仔线直达氹仔；免费酒店接驳/发财车为备选</w:t>
             </w:r>
           </w:p>
         </w:tc>
@@ -1842,32 +1870,32 @@
               <w:rPr>
                 <w:rFonts w:ascii="Arial" w:eastAsia="Microsoft YaHei"/>
               </w:rPr>
-              <w:t xml:space="preserve">步行/接驳</w:t>
-            </w:r>
-          </w:p>
-        </w:tc>
-        <w:tc>
-          <w:tcPr>
-            <w:tcW w:type="dxa" w:w="2256"/>
-            <w:tcBorders>
-              <w:top w:val="single" w:color="CCCCCC" w:sz="1"/>
-              <w:left w:val="single" w:color="CCCCCC" w:sz="1"/>
-              <w:bottom w:val="single" w:color="CCCCCC" w:sz="1"/>
-              <w:right w:val="single" w:color="CCCCCC" w:sz="1"/>
-            </w:tcBorders>
-            <w:tcMar>
-              <w:top w:type="dxa" w:w="80"/>
-              <w:left w:type="dxa" w:w="120"/>
-              <w:bottom w:type="dxa" w:w="80"/>
-              <w:right w:type="dxa" w:w="120"/>
-            </w:tcMar>
-          </w:tcPr>
-          <w:p>
-            <w:r>
-              <w:rPr>
-                <w:rFonts w:ascii="Arial" w:eastAsia="Microsoft YaHei"/>
-              </w:rPr>
-              <w:t xml:space="preserve">安德鲁蛋挞、世记咖啡厚蛋猪扒包、诚昌水蟹粥、莫义记；糯米糍推荐泽贤记</w:t>
+              <w:t xml:space="preserve">步行 / 公交</w:t>
+            </w:r>
+          </w:p>
+        </w:tc>
+        <w:tc>
+          <w:tcPr>
+            <w:tcW w:type="dxa" w:w="2256"/>
+            <w:tcBorders>
+              <w:top w:val="single" w:color="CCCCCC" w:sz="1"/>
+              <w:left w:val="single" w:color="CCCCCC" w:sz="1"/>
+              <w:bottom w:val="single" w:color="CCCCCC" w:sz="1"/>
+              <w:right w:val="single" w:color="CCCCCC" w:sz="1"/>
+            </w:tcBorders>
+            <w:tcMar>
+              <w:top w:type="dxa" w:w="80"/>
+              <w:left w:type="dxa" w:w="120"/>
+              <w:bottom w:type="dxa" w:w="80"/>
+              <w:right w:type="dxa" w:w="120"/>
+            </w:tcMar>
+          </w:tcPr>
+          <w:p>
+            <w:r>
+              <w:rPr>
+                <w:rFonts w:ascii="Arial" w:eastAsia="Microsoft YaHei"/>
+              </w:rPr>
+              <w:t xml:space="preserve">氹仔旧城区；安德鲁蛋挞、世记咖啡厚蛋猪扒包、诚昌水蟹粥、莫义记；糯米糍推荐泽贤记</w:t>
             </w:r>
           </w:p>
         </w:tc>
@@ -1947,7 +1975,7 @@
               <w:rPr>
                 <w:rFonts w:ascii="Arial" w:eastAsia="Microsoft YaHei"/>
               </w:rPr>
-              <w:t xml:space="preserve">步行/打车</w:t>
+              <w:t xml:space="preserve">轻轨氹仔线 / 酒店接驳 约10–15分钟</w:t>
             </w:r>
           </w:p>
         </w:tc>
@@ -2052,32 +2080,32 @@
               <w:rPr>
                 <w:rFonts w:ascii="Arial" w:eastAsia="Microsoft YaHei"/>
               </w:rPr>
-              <w:t xml:space="preserve">步行/接驳</w:t>
-            </w:r>
-          </w:p>
-        </w:tc>
-        <w:tc>
-          <w:tcPr>
-            <w:tcW w:type="dxa" w:w="2256"/>
-            <w:tcBorders>
-              <w:top w:val="single" w:color="CCCCCC" w:sz="1"/>
-              <w:left w:val="single" w:color="CCCCCC" w:sz="1"/>
-              <w:bottom w:val="single" w:color="CCCCCC" w:sz="1"/>
-              <w:right w:val="single" w:color="CCCCCC" w:sz="1"/>
-            </w:tcBorders>
-            <w:tcMar>
-              <w:top w:type="dxa" w:w="80"/>
-              <w:left w:type="dxa" w:w="120"/>
-              <w:bottom w:type="dxa" w:w="80"/>
-              <w:right w:type="dxa" w:w="120"/>
-            </w:tcMar>
-          </w:tcPr>
-          <w:p>
-            <w:r>
-              <w:rPr>
-                <w:rFonts w:ascii="Arial" w:eastAsia="Microsoft YaHei"/>
-              </w:rPr>
-              <w:t xml:space="preserve">喷泉19:00后每20分钟一场；缆车通常到22:00</w:t>
+              <w:t xml:space="preserve">步行 / 免费接驳</w:t>
+            </w:r>
+          </w:p>
+        </w:tc>
+        <w:tc>
+          <w:tcPr>
+            <w:tcW w:type="dxa" w:w="2256"/>
+            <w:tcBorders>
+              <w:top w:val="single" w:color="CCCCCC" w:sz="1"/>
+              <w:left w:val="single" w:color="CCCCCC" w:sz="1"/>
+              <w:bottom w:val="single" w:color="CCCCCC" w:sz="1"/>
+              <w:right w:val="single" w:color="CCCCCC" w:sz="1"/>
+            </w:tcBorders>
+            <w:tcMar>
+              <w:top w:type="dxa" w:w="80"/>
+              <w:left w:type="dxa" w:w="120"/>
+              <w:bottom w:type="dxa" w:w="80"/>
+              <w:right w:type="dxa" w:w="120"/>
+            </w:tcMar>
+          </w:tcPr>
+          <w:p>
+            <w:r>
+              <w:rPr>
+                <w:rFonts w:ascii="Arial" w:eastAsia="Microsoft YaHei"/>
+              </w:rPr>
+              <w:t xml:space="preserve">路氹酒店区相连；喷泉19:00后每20分钟一场；缆车通常到22:00</w:t>
             </w:r>
           </w:p>
         </w:tc>
@@ -2157,7 +2185,7 @@
               <w:rPr>
                 <w:rFonts w:ascii="Arial" w:eastAsia="Microsoft YaHei"/>
               </w:rPr>
-              <w:t xml:space="preserve">步行/天桥</w:t>
+              <w:t xml:space="preserve">步行 / 室内天桥</w:t>
             </w:r>
           </w:p>
         </w:tc>
@@ -2262,32 +2290,32 @@
               <w:rPr>
                 <w:rFonts w:ascii="Arial" w:eastAsia="Microsoft YaHei"/>
               </w:rPr>
-              <w:t xml:space="preserve">打车/公交约20–30分钟</w:t>
-            </w:r>
-          </w:p>
-        </w:tc>
-        <w:tc>
-          <w:tcPr>
-            <w:tcW w:type="dxa" w:w="2256"/>
-            <w:tcBorders>
-              <w:top w:val="single" w:color="CCCCCC" w:sz="1"/>
-              <w:left w:val="single" w:color="CCCCCC" w:sz="1"/>
-              <w:bottom w:val="single" w:color="CCCCCC" w:sz="1"/>
-              <w:right w:val="single" w:color="CCCCCC" w:sz="1"/>
-            </w:tcBorders>
-            <w:tcMar>
-              <w:top w:type="dxa" w:w="80"/>
-              <w:left w:type="dxa" w:w="120"/>
-              <w:bottom w:type="dxa" w:w="80"/>
-              <w:right w:type="dxa" w:w="120"/>
-            </w:tcMar>
-          </w:tcPr>
-          <w:p>
-            <w:r>
-              <w:rPr>
-                <w:rFonts w:ascii="Arial" w:eastAsia="Microsoft YaHei"/>
-              </w:rPr>
-              <w:t xml:space="preserve">青茂24小时通关；夜间过海要预留时间，建议别拖太晚</w:t>
+              <w:t xml:space="preserve">公交经大桥 约30–40分钟</w:t>
+            </w:r>
+          </w:p>
+        </w:tc>
+        <w:tc>
+          <w:tcPr>
+            <w:tcW w:type="dxa" w:w="2256"/>
+            <w:tcBorders>
+              <w:top w:val="single" w:color="CCCCCC" w:sz="1"/>
+              <w:left w:val="single" w:color="CCCCCC" w:sz="1"/>
+              <w:bottom w:val="single" w:color="CCCCCC" w:sz="1"/>
+              <w:right w:val="single" w:color="CCCCCC" w:sz="1"/>
+            </w:tcBorders>
+            <w:tcMar>
+              <w:top w:type="dxa" w:w="80"/>
+              <w:left w:type="dxa" w:w="120"/>
+              <w:bottom w:type="dxa" w:w="80"/>
+              <w:right w:type="dxa" w:w="120"/>
+            </w:tcMar>
+          </w:tcPr>
+          <w:p>
+            <w:r>
+              <w:rPr>
+                <w:rFonts w:ascii="Arial" w:eastAsia="Microsoft YaHei"/>
+              </w:rPr>
+              <w:t xml:space="preserve">青茂24小时通关；23点后班次减少，末段可改打车</w:t>
             </w:r>
           </w:p>
         </w:tc>
@@ -2306,7 +2334,7 @@
         <w:rPr>
           <w:rFonts w:ascii="Arial" w:eastAsia="Microsoft YaHei"/>
         </w:rPr>
-        <w:t xml:space="preserve">餐饮修正说明</w:t>
+        <w:t xml:space="preserve">交通方式说明（公交优先）</w:t>
       </w:r>
     </w:p>
     <w:p>
@@ -2318,18 +2346,77 @@
         <w:rPr>
           <w:rFonts w:ascii="Arial" w:eastAsia="Microsoft YaHei"/>
         </w:rPr>
-        <w:t xml:space="preserve">原攻略的"老Day牛杂"主要开在半岛（议事亭/大三巴一带），并不在氹仔官也街；"长洲糯米糍"中"长洲"为香港地名，疑从香港攻略串过来，澳门糯米糍建议改为泽贤记。官也街晚餐清单已相应调整。</w:t>
-      </w:r>
-    </w:p>
-    <w:p>
-      <w:pPr>
-        <w:pStyle w:val="Heading2"/>
-      </w:pPr>
-      <w:r>
-        <w:rPr>
-          <w:rFonts w:ascii="Arial" w:eastAsia="Microsoft YaHei"/>
-        </w:rPr>
-        <w:t xml:space="preserve">出行前提醒</w:t>
+        <w:t xml:space="preserve">澳门公交为</w:t>
+      </w:r>
+      <w:r>
+        <w:rPr>
+          <w:rFonts w:ascii="Arial" w:eastAsia="Microsoft YaHei"/>
+          <w:b/>
+          <w:bCs/>
+        </w:rPr>
+        <w:t xml:space="preserve">单一票价约6澳门元</w:t>
+      </w:r>
+      <w:r>
+        <w:rPr>
+          <w:rFonts w:ascii="Arial" w:eastAsia="Microsoft YaHei"/>
+        </w:rPr>
+        <w:t xml:space="preserve">，轻轨氹仔线票价相近，具体以站内/站牌公示为准。建议办一张</w:t>
+      </w:r>
+      <w:r>
+        <w:rPr>
+          <w:rFonts w:ascii="Arial" w:eastAsia="Microsoft YaHei"/>
+          <w:b/>
+          <w:bCs/>
+        </w:rPr>
+        <w:t xml:space="preserve">澳门通(Macau Pass)</w:t>
+      </w:r>
+      <w:r>
+        <w:rPr>
+          <w:rFonts w:ascii="Arial" w:eastAsia="Microsoft YaHei"/>
+        </w:rPr>
+        <w:t xml:space="preserve">或用</w:t>
+      </w:r>
+      <w:r>
+        <w:rPr>
+          <w:rFonts w:ascii="Arial" w:eastAsia="Microsoft YaHei"/>
+          <w:b/>
+          <w:bCs/>
+        </w:rPr>
+        <w:t xml:space="preserve">MPay乘车码</w:t>
+      </w:r>
+      <w:r>
+        <w:rPr>
+          <w:rFonts w:ascii="Arial" w:eastAsia="Microsoft YaHei"/>
+        </w:rPr>
+        <w:t xml:space="preserve">，刷卡45分钟内换乘有优惠；投币现金需自备零钱、</w:t>
+      </w:r>
+      <w:r>
+        <w:rPr>
+          <w:rFonts w:ascii="Arial" w:eastAsia="Microsoft YaHei"/>
+          <w:b/>
+          <w:bCs/>
+        </w:rPr>
+        <w:t xml:space="preserve">不设找零</w:t>
+      </w:r>
+      <w:r>
+        <w:rPr>
+          <w:rFonts w:ascii="Arial" w:eastAsia="Microsoft YaHei"/>
+        </w:rPr>
+        <w:t xml:space="preserve">。查线路和实时到站可用</w:t>
+      </w:r>
+      <w:r>
+        <w:rPr>
+          <w:rFonts w:ascii="Arial" w:eastAsia="Microsoft YaHei"/>
+          <w:b/>
+          <w:bCs/>
+        </w:rPr>
+        <w:t xml:space="preserve">高德/百度地图（已含澳门公交）</w:t>
+      </w:r>
+      <w:r>
+        <w:rPr>
+          <w:rFonts w:ascii="Arial" w:eastAsia="Microsoft YaHei"/>
+        </w:rPr>
+        <w:t xml:space="preserve">或澳门交通事务局官方渠道。</w:t>
       </w:r>
     </w:p>
     <w:p>
@@ -2341,7 +2428,21 @@
         <w:rPr>
           <w:rFonts w:ascii="Arial" w:eastAsia="Microsoft YaHei"/>
         </w:rPr>
-        <w:t xml:space="preserve">证件方面，需持往来港澳通行证及有效澳门签注，进赌场需年满21岁并携带证件。支付方面，澳门以澳门元(MOP)为主，很多店铺收港币但常按1:1收取、汇率吃亏，部分小店只收现金，建议备少量现金。国庆黄金周客流大，青茂虽快，往返过关仍建议错峰、早去早回。全天含世遗线与氹仔暴走，步数较大，穿舒适鞋。</w:t>
+        <w:t xml:space="preserve">具体到这天：世遗区（妈阁庙→大三巴）点与点之间本来就靠步行，无需任何交通工具；真正跨区只有三处——① 青茂口岸到妈阁的南下、② 半岛到氹仔的过海、③ 晚上回青茂——都能靠公交/轻轨解决。过海可坐巴士经嘉乐庇总督大桥/西湾大桥，或到"妈阁站"乘轻轨氹仔线；路氹金光大道的威尼斯人、巴黎人、伦敦人、永利皇宫彼此以步行连廊和免费接驳车相连，无需打车。打车只推荐在</w:t>
+      </w:r>
+      <w:r>
+        <w:rPr>
+          <w:rFonts w:ascii="Arial" w:eastAsia="Microsoft YaHei"/>
+          <w:b/>
+          <w:bCs/>
+        </w:rPr>
+        <w:t xml:space="preserve">深夜班次变少、或带行李赶时间</w:t>
+      </w:r>
+      <w:r>
+        <w:rPr>
+          <w:rFonts w:ascii="Arial" w:eastAsia="Microsoft YaHei"/>
+        </w:rPr>
+        <w:t xml:space="preserve">时作备选。</w:t>
       </w:r>
     </w:p>
     <w:p>
@@ -2352,7 +2453,7 @@
         <w:rPr>
           <w:rFonts w:ascii="Arial" w:eastAsia="Microsoft YaHei"/>
         </w:rPr>
-        <w:t xml:space="preserve">待核实清单</w:t>
+        <w:t xml:space="preserve">餐饮修正说明</w:t>
       </w:r>
     </w:p>
     <w:p>
@@ -2364,7 +2465,53 @@
         <w:rPr>
           <w:rFonts w:ascii="Arial" w:eastAsia="Microsoft YaHei"/>
         </w:rPr>
-        <w:t xml:space="preserve">以下三项建议出发前或现场再确认，以免临时卡壳：番茄屋所选分店的具体位置是否与动线吻合；永利水火喷泉周四是否停演；永利澳门与永利皇宫之间是否有直达穿梭巴士，若无则改打车过海。</w:t>
+        <w:t xml:space="preserve">原攻略的"老Day牛杂"主要开在半岛（议事亭/大三巴一带），并不在氹仔官也街；"长洲糯米糍"中"长洲"为香港地名，疑从香港攻略串过来，澳门糯米糍建议改为泽贤记。官也街晚餐清单已相应调整。</w:t>
+      </w:r>
+    </w:p>
+    <w:p>
+      <w:pPr>
+        <w:pStyle w:val="Heading2"/>
+      </w:pPr>
+      <w:r>
+        <w:rPr>
+          <w:rFonts w:ascii="Arial" w:eastAsia="Microsoft YaHei"/>
+        </w:rPr>
+        <w:t xml:space="preserve">出行前提醒</w:t>
+      </w:r>
+    </w:p>
+    <w:p>
+      <w:pPr>
+        <w:spacing w:after="120" w:line="360" w:lineRule="auto"/>
+        <w:ind w:firstLine="480"/>
+      </w:pPr>
+      <w:r>
+        <w:rPr>
+          <w:rFonts w:ascii="Arial" w:eastAsia="Microsoft YaHei"/>
+        </w:rPr>
+        <w:t xml:space="preserve">证件方面，需持往来港澳通行证及有效澳门签注，进赌场需年满21岁并携带证件。支付方面，澳门以澳门元(MOP)为主，很多店铺收港币但常按1:1收取、汇率吃亏，公交和小店可能只收现金，建议备少量零钱。国庆黄金周客流大，青茂虽快，往返过关仍建议错峰、早去早回。全天含世遗线与氹仔暴走，步数较大，穿舒适鞋。</w:t>
+      </w:r>
+    </w:p>
+    <w:p>
+      <w:pPr>
+        <w:pStyle w:val="Heading2"/>
+      </w:pPr>
+      <w:r>
+        <w:rPr>
+          <w:rFonts w:ascii="Arial" w:eastAsia="Microsoft YaHei"/>
+        </w:rPr>
+        <w:t xml:space="preserve">待核实清单</w:t>
+      </w:r>
+    </w:p>
+    <w:p>
+      <w:pPr>
+        <w:spacing w:after="120" w:line="360" w:lineRule="auto"/>
+        <w:ind w:firstLine="480"/>
+      </w:pPr>
+      <w:r>
+        <w:rPr>
+          <w:rFonts w:ascii="Arial" w:eastAsia="Microsoft YaHei"/>
+        </w:rPr>
+        <w:t xml:space="preserve">以下建议出发前或现场再确认：番茄屋所选分店的具体位置是否与动线吻合；永利水火喷泉周四是否停演；具体公交线路号/轻轨末班车时间以当日站牌与App为准（本攻略给的方向与耗时为参考，线路号请以现场公示为准）。</w:t>
       </w:r>
     </w:p>
     <w:sectPr>

--- a/日常/2026-09-29/澳门一日游行程_10.4_青茂.docx
+++ b/日常/2026-09-29/澳门一日游行程_10.4_青茂.docx
@@ -30,7 +30,7 @@
         <w:rPr>
           <w:rFonts w:ascii="Arial" w:eastAsia="Microsoft YaHei"/>
         </w:rPr>
-        <w:t xml:space="preserve"> 2026年10月4日（周日）　</w:t>
+        <w:t xml:space="preserve"> 2026年10月4日（周日 · 公众假期）　</w:t>
       </w:r>
       <w:r>
         <w:rPr>
@@ -58,7 +58,7 @@
         <w:rPr>
           <w:rFonts w:ascii="Arial" w:eastAsia="Microsoft YaHei"/>
         </w:rPr>
-        <w:t xml:space="preserve"> 公共交通（公交巴士 / 轻轨）为主，打车仅作夜间或赶时间的备选</w:t>
+        <w:t xml:space="preserve"> 公交巴士 / 轻轨为主，打车仅作深夜或赶时间备选</w:t>
       </w:r>
     </w:p>
     <w:p>
@@ -78,7 +78,7 @@
         <w:rPr>
           <w:rFonts w:ascii="Arial" w:eastAsia="Microsoft YaHei"/>
         </w:rPr>
-        <w:t xml:space="preserve"> 改由青茂口岸进出（一次放行、24小时通关，国庆比拱北快很多，但没有赌场发财车）；出关后先到半岛南端的</w:t>
+        <w:t xml:space="preserve"> 青茂口岸进出、无发财车；先到半岛南端</w:t>
       </w:r>
       <w:r>
         <w:rPr>
@@ -92,7 +92,7 @@
         <w:rPr>
           <w:rFonts w:ascii="Arial" w:eastAsia="Microsoft YaHei"/>
         </w:rPr>
-        <w:t xml:space="preserve">作为世遗线起点，再一路往北走到大三巴（世遗区全程步行）；</w:t>
+        <w:t xml:space="preserve">作为世遗线起点，再一路往北走到大三巴（世遗区全程步行）；全天交通以公交/轻轨为主，并已标注</w:t>
       </w:r>
       <w:r>
         <w:rPr>
@@ -100,13 +100,13 @@
           <w:b/>
           <w:bCs/>
         </w:rPr>
-        <w:t xml:space="preserve">全天交通改为公交/轻轨优先</w:t>
-      </w:r>
-      <w:r>
-        <w:rPr>
-          <w:rFonts w:ascii="Arial" w:eastAsia="Microsoft YaHei"/>
-        </w:rPr>
-        <w:t xml:space="preserve">，能坐巴士、轻轨就不打车；已去除原攻略"新葡京发财车"步骤；"世遗漫步 35 分钟"实为纯通过时间，含参观约 2.5–3 小时，时间轴已按此预留。</w:t>
+        <w:t xml:space="preserve">具体线路号</w:t>
+      </w:r>
+      <w:r>
+        <w:rPr>
+          <w:rFonts w:ascii="Arial" w:eastAsia="Microsoft YaHei"/>
+        </w:rPr>
+        <w:t xml:space="preserve">；"世遗漫步 35 分钟"为纯通过时间，含参观约 2.5–3 小时。</w:t>
       </w:r>
     </w:p>
     <w:p>
@@ -347,7 +347,7 @@
               <w:rPr>
                 <w:rFonts w:ascii="Arial" w:eastAsia="Microsoft YaHei"/>
               </w:rPr>
-              <w:t xml:space="preserve">一次放行、24小时通关；国庆尽量早到；带通行证+澳门签注</w:t>
+              <w:t xml:space="preserve">一次放行、24小时通关；带通行证+澳门签注</w:t>
             </w:r>
           </w:p>
         </w:tc>
@@ -402,57 +402,57 @@
               <w:rPr>
                 <w:rFonts w:ascii="Arial" w:eastAsia="Microsoft YaHei"/>
               </w:rPr>
-              <w:t xml:space="preserve">出关后南下到妈阁</w:t>
-            </w:r>
-          </w:p>
-        </w:tc>
-        <w:tc>
-          <w:tcPr>
-            <w:tcW w:type="dxa" w:w="2256"/>
-            <w:tcBorders>
-              <w:top w:val="single" w:color="CCCCCC" w:sz="1"/>
-              <w:left w:val="single" w:color="CCCCCC" w:sz="1"/>
-              <w:bottom w:val="single" w:color="CCCCCC" w:sz="1"/>
-              <w:right w:val="single" w:color="CCCCCC" w:sz="1"/>
-            </w:tcBorders>
-            <w:tcMar>
-              <w:top w:type="dxa" w:w="80"/>
-              <w:left w:type="dxa" w:w="120"/>
-              <w:bottom w:type="dxa" w:w="80"/>
-              <w:right w:type="dxa" w:w="120"/>
-            </w:tcMar>
-          </w:tcPr>
-          <w:p>
-            <w:r>
-              <w:rPr>
-                <w:rFonts w:ascii="Arial" w:eastAsia="Microsoft YaHei"/>
-              </w:rPr>
-              <w:t xml:space="preserve">公交巴士约30–40分钟</w:t>
-            </w:r>
-          </w:p>
-        </w:tc>
-        <w:tc>
-          <w:tcPr>
-            <w:tcW w:type="dxa" w:w="2256"/>
-            <w:tcBorders>
-              <w:top w:val="single" w:color="CCCCCC" w:sz="1"/>
-              <w:left w:val="single" w:color="CCCCCC" w:sz="1"/>
-              <w:bottom w:val="single" w:color="CCCCCC" w:sz="1"/>
-              <w:right w:val="single" w:color="CCCCCC" w:sz="1"/>
-            </w:tcBorders>
-            <w:tcMar>
-              <w:top w:type="dxa" w:w="80"/>
-              <w:left w:type="dxa" w:w="120"/>
-              <w:bottom w:type="dxa" w:w="80"/>
-              <w:right w:type="dxa" w:w="120"/>
-            </w:tcMar>
-          </w:tcPr>
-          <w:p>
-            <w:r>
-              <w:rPr>
-                <w:rFonts w:ascii="Arial" w:eastAsia="Microsoft YaHei"/>
-              </w:rPr>
-              <w:t xml:space="preserve">青茂口岸旁公交站乘往妈阁/新马路方向巴士；行李多或赶时间再打车（约15–20分钟）</w:t>
+              <w:t xml:space="preserve">青茂 → 妈阁</w:t>
+            </w:r>
+          </w:p>
+        </w:tc>
+        <w:tc>
+          <w:tcPr>
+            <w:tcW w:type="dxa" w:w="2256"/>
+            <w:tcBorders>
+              <w:top w:val="single" w:color="CCCCCC" w:sz="1"/>
+              <w:left w:val="single" w:color="CCCCCC" w:sz="1"/>
+              <w:bottom w:val="single" w:color="CCCCCC" w:sz="1"/>
+              <w:right w:val="single" w:color="CCCCCC" w:sz="1"/>
+            </w:tcBorders>
+            <w:tcMar>
+              <w:top w:type="dxa" w:w="80"/>
+              <w:left w:type="dxa" w:w="120"/>
+              <w:bottom w:type="dxa" w:w="80"/>
+              <w:right w:type="dxa" w:w="120"/>
+            </w:tcMar>
+          </w:tcPr>
+          <w:p>
+            <w:r>
+              <w:rPr>
+                <w:rFonts w:ascii="Arial" w:eastAsia="Microsoft YaHei"/>
+              </w:rPr>
+              <w:t xml:space="preserve">巴士 61路 约20–30分钟</w:t>
+            </w:r>
+          </w:p>
+        </w:tc>
+        <w:tc>
+          <w:tcPr>
+            <w:tcW w:type="dxa" w:w="2256"/>
+            <w:tcBorders>
+              <w:top w:val="single" w:color="CCCCCC" w:sz="1"/>
+              <w:left w:val="single" w:color="CCCCCC" w:sz="1"/>
+              <w:bottom w:val="single" w:color="CCCCCC" w:sz="1"/>
+              <w:right w:val="single" w:color="CCCCCC" w:sz="1"/>
+            </w:tcBorders>
+            <w:tcMar>
+              <w:top w:type="dxa" w:w="80"/>
+              <w:left w:type="dxa" w:w="120"/>
+              <w:bottom w:type="dxa" w:w="80"/>
+              <w:right w:type="dxa" w:w="120"/>
+            </w:tcMar>
+          </w:tcPr>
+          <w:p>
+            <w:r>
+              <w:rPr>
+                <w:rFonts w:ascii="Arial" w:eastAsia="Microsoft YaHei"/>
+              </w:rPr>
+              <w:t xml:space="preserve">61路"妈阁↔关闸"途经青茂口岸，直达妈阁；行李多可打车约15分钟</w:t>
             </w:r>
           </w:p>
         </w:tc>
@@ -532,32 +532,32 @@
               <w:rPr>
                 <w:rFonts w:ascii="Arial" w:eastAsia="Microsoft YaHei"/>
               </w:rPr>
-              <w:t xml:space="preserve">—</w:t>
-            </w:r>
-          </w:p>
-        </w:tc>
-        <w:tc>
-          <w:tcPr>
-            <w:tcW w:type="dxa" w:w="2256"/>
-            <w:tcBorders>
-              <w:top w:val="single" w:color="CCCCCC" w:sz="1"/>
-              <w:left w:val="single" w:color="CCCCCC" w:sz="1"/>
-              <w:bottom w:val="single" w:color="CCCCCC" w:sz="1"/>
-              <w:right w:val="single" w:color="CCCCCC" w:sz="1"/>
-            </w:tcBorders>
-            <w:tcMar>
-              <w:top w:type="dxa" w:w="80"/>
-              <w:left w:type="dxa" w:w="120"/>
-              <w:bottom w:type="dxa" w:w="80"/>
-              <w:right w:type="dxa" w:w="120"/>
-            </w:tcMar>
-          </w:tcPr>
-          <w:p>
-            <w:r>
-              <w:rPr>
-                <w:rFonts w:ascii="Arial" w:eastAsia="Microsoft YaHei"/>
-              </w:rPr>
-              <w:t xml:space="preserve">即"妈祖庙/妈祖阁"，相传1488年始建，澳门最古老庙宇</w:t>
+              <w:t xml:space="preserve">出站步行</w:t>
+            </w:r>
+          </w:p>
+        </w:tc>
+        <w:tc>
+          <w:tcPr>
+            <w:tcW w:type="dxa" w:w="2256"/>
+            <w:tcBorders>
+              <w:top w:val="single" w:color="CCCCCC" w:sz="1"/>
+              <w:left w:val="single" w:color="CCCCCC" w:sz="1"/>
+              <w:bottom w:val="single" w:color="CCCCCC" w:sz="1"/>
+              <w:right w:val="single" w:color="CCCCCC" w:sz="1"/>
+            </w:tcBorders>
+            <w:tcMar>
+              <w:top w:type="dxa" w:w="80"/>
+              <w:left w:type="dxa" w:w="120"/>
+              <w:bottom w:type="dxa" w:w="80"/>
+              <w:right w:type="dxa" w:w="120"/>
+            </w:tcMar>
+          </w:tcPr>
+          <w:p>
+            <w:r>
+              <w:rPr>
+                <w:rFonts w:ascii="Arial" w:eastAsia="Microsoft YaHei"/>
+              </w:rPr>
+              <w:t xml:space="preserve">即"妈祖庙/妈祖阁"，相传1488年始建；紧邻妈阁交通枢纽/轻轨妈阁站</w:t>
             </w:r>
           </w:p>
         </w:tc>
@@ -662,7 +662,7 @@
               <w:rPr>
                 <w:rFonts w:ascii="Arial" w:eastAsia="Microsoft YaHei"/>
               </w:rPr>
-              <w:t xml:space="preserve">郑观应故居，岭南派士宅</w:t>
+              <w:t xml:space="preserve">郑观应故居</w:t>
             </w:r>
           </w:p>
         </w:tc>
@@ -767,7 +767,7 @@
               <w:rPr>
                 <w:rFonts w:ascii="Arial" w:eastAsia="Microsoft YaHei"/>
               </w:rPr>
-              <w:t xml:space="preserve">澳门四大古教堂之一</w:t>
+              <w:t xml:space="preserve">四大古教堂之一</w:t>
             </w:r>
           </w:p>
         </w:tc>
@@ -1082,7 +1082,7 @@
               <w:rPr>
                 <w:rFonts w:ascii="Arial" w:eastAsia="Microsoft YaHei"/>
               </w:rPr>
-              <w:t xml:space="preserve">阿里巴巴焗鸡扒饭、木糠布甸；确认分店与下午动线吻合</w:t>
+              <w:t xml:space="preserve">阿里巴巴焗鸡扒饭、木糠布甸</w:t>
             </w:r>
           </w:p>
         </w:tc>
@@ -1331,7 +1331,7 @@
               <w:rPr>
                 <w:rFonts w:ascii="Arial" w:eastAsia="Microsoft YaHei"/>
               </w:rPr>
-              <w:t xml:space="preserve">灯塔不对外开放，只能在松山外围看+东望洋新街拍机位；上山定位"东望洋药房"坐电梯上坡；雪地殿教堂禁拍照</w:t>
+              <w:t xml:space="preserve">灯塔不对外开放，只能松山外围看+东望洋新街拍机位；上山定位"东望洋药房"坐电梯上坡；雪地殿教堂禁拍照</w:t>
             </w:r>
           </w:p>
         </w:tc>
@@ -1436,7 +1436,7 @@
               <w:rPr>
                 <w:rFonts w:ascii="Arial" w:eastAsia="Microsoft YaHei"/>
               </w:rPr>
-              <w:t xml:space="preserve">多巴胺色系葡式建筑，适合拍照</w:t>
+              <w:t xml:space="preserve">多巴胺色系葡式建筑</w:t>
             </w:r>
           </w:p>
         </w:tc>
@@ -1516,32 +1516,32 @@
               <w:rPr>
                 <w:rFonts w:ascii="Arial" w:eastAsia="Microsoft YaHei"/>
               </w:rPr>
-              <w:t xml:space="preserve">公交约10–15分钟</w:t>
-            </w:r>
-          </w:p>
-        </w:tc>
-        <w:tc>
-          <w:tcPr>
-            <w:tcW w:type="dxa" w:w="2256"/>
-            <w:tcBorders>
-              <w:top w:val="single" w:color="CCCCCC" w:sz="1"/>
-              <w:left w:val="single" w:color="CCCCCC" w:sz="1"/>
-              <w:bottom w:val="single" w:color="CCCCCC" w:sz="1"/>
-              <w:right w:val="single" w:color="CCCCCC" w:sz="1"/>
-            </w:tcBorders>
-            <w:tcMar>
-              <w:top w:type="dxa" w:w="80"/>
-              <w:left w:type="dxa" w:w="120"/>
-              <w:bottom w:type="dxa" w:w="80"/>
-              <w:right w:type="dxa" w:w="120"/>
-            </w:tcMar>
-          </w:tcPr>
-          <w:p>
-            <w:r>
-              <w:rPr>
-                <w:rFonts w:ascii="Arial" w:eastAsia="Microsoft YaHei"/>
-              </w:rPr>
-              <w:t xml:space="preserve">到外港/新马路一带；进赌场须年满21岁+带证件，场内禁拍照；发财树12:00–22:00每整点；喷泉周一至周三14:00–22:00、周五至周日12:00–22:00</w:t>
+              <w:t xml:space="preserve">巴士约10–15分钟（新马路/外港一带）</w:t>
+            </w:r>
+          </w:p>
+        </w:tc>
+        <w:tc>
+          <w:tcPr>
+            <w:tcW w:type="dxa" w:w="2256"/>
+            <w:tcBorders>
+              <w:top w:val="single" w:color="CCCCCC" w:sz="1"/>
+              <w:left w:val="single" w:color="CCCCCC" w:sz="1"/>
+              <w:bottom w:val="single" w:color="CCCCCC" w:sz="1"/>
+              <w:right w:val="single" w:color="CCCCCC" w:sz="1"/>
+            </w:tcBorders>
+            <w:tcMar>
+              <w:top w:type="dxa" w:w="80"/>
+              <w:left w:type="dxa" w:w="120"/>
+              <w:bottom w:type="dxa" w:w="80"/>
+              <w:right w:type="dxa" w:w="120"/>
+            </w:tcMar>
+          </w:tcPr>
+          <w:p>
+            <w:r>
+              <w:rPr>
+                <w:rFonts w:ascii="Arial" w:eastAsia="Microsoft YaHei"/>
+              </w:rPr>
+              <w:t xml:space="preserve">进赌场须年满21岁+带证件，场内禁拍照；发财树12:00–22:00每整点；喷泉周一至周三14:00–22:00、周五至周日12:00–22:00</w:t>
             </w:r>
           </w:p>
         </w:tc>
@@ -1621,32 +1621,32 @@
               <w:rPr>
                 <w:rFonts w:ascii="Arial" w:eastAsia="Microsoft YaHei"/>
               </w:rPr>
-              <w:t xml:space="preserve">公交经大桥 / 轻轨氹仔线 约25–40分钟</w:t>
-            </w:r>
-          </w:p>
-        </w:tc>
-        <w:tc>
-          <w:tcPr>
-            <w:tcW w:type="dxa" w:w="2256"/>
-            <w:tcBorders>
-              <w:top w:val="single" w:color="CCCCCC" w:sz="1"/>
-              <w:left w:val="single" w:color="CCCCCC" w:sz="1"/>
-              <w:bottom w:val="single" w:color="CCCCCC" w:sz="1"/>
-              <w:right w:val="single" w:color="CCCCCC" w:sz="1"/>
-            </w:tcBorders>
-            <w:tcMar>
-              <w:top w:type="dxa" w:w="80"/>
-              <w:left w:type="dxa" w:w="120"/>
-              <w:bottom w:type="dxa" w:w="80"/>
-              <w:right w:type="dxa" w:w="120"/>
-            </w:tcMar>
-          </w:tcPr>
-          <w:p>
-            <w:r>
-              <w:rPr>
-                <w:rFonts w:ascii="Arial" w:eastAsia="Microsoft YaHei"/>
-              </w:rPr>
-              <w:t xml:space="preserve">首选公交或到"妈阁站"坐轻轨氹仔线直达氹仔；免费酒店接驳/发财车为备选</w:t>
+              <w:t xml:space="preserve">🚇轻轨：步行到妈阁站乘氹仔线→排角站(官也街)，车程约10分钟、票价约8澳门元；或🚌26A/33/34过海</w:t>
+            </w:r>
+          </w:p>
+        </w:tc>
+        <w:tc>
+          <w:tcPr>
+            <w:tcW w:type="dxa" w:w="2256"/>
+            <w:tcBorders>
+              <w:top w:val="single" w:color="CCCCCC" w:sz="1"/>
+              <w:left w:val="single" w:color="CCCCCC" w:sz="1"/>
+              <w:bottom w:val="single" w:color="CCCCCC" w:sz="1"/>
+              <w:right w:val="single" w:color="CCCCCC" w:sz="1"/>
+            </w:tcBorders>
+            <w:tcMar>
+              <w:top w:type="dxa" w:w="80"/>
+              <w:left w:type="dxa" w:w="120"/>
+              <w:bottom w:type="dxa" w:w="80"/>
+              <w:right w:type="dxa" w:w="120"/>
+            </w:tcMar>
+          </w:tcPr>
+          <w:p>
+            <w:r>
+              <w:rPr>
+                <w:rFonts w:ascii="Arial" w:eastAsia="Microsoft YaHei"/>
+              </w:rPr>
+              <w:t xml:space="preserve">免费酒店接驳/发财车为备选</w:t>
             </w:r>
           </w:p>
         </w:tc>
@@ -1870,7 +1870,7 @@
               <w:rPr>
                 <w:rFonts w:ascii="Arial" w:eastAsia="Microsoft YaHei"/>
               </w:rPr>
-              <w:t xml:space="preserve">步行 / 公交</w:t>
+              <w:t xml:space="preserve">出站步行</w:t>
             </w:r>
           </w:p>
         </w:tc>
@@ -1975,7 +1975,7 @@
               <w:rPr>
                 <w:rFonts w:ascii="Arial" w:eastAsia="Microsoft YaHei"/>
               </w:rPr>
-              <w:t xml:space="preserve">轻轨氹仔线 / 酒店接驳 约10–15分钟</w:t>
+              <w:t xml:space="preserve">🚇排角站→路氹东站</w:t>
             </w:r>
           </w:p>
         </w:tc>
@@ -2055,57 +2055,57 @@
               <w:rPr>
                 <w:rFonts w:ascii="Arial" w:eastAsia="Microsoft YaHei"/>
               </w:rPr>
-              <w:t xml:space="preserve">永利皇宫 · 表演湖音乐喷泉+观光缆车</w:t>
-            </w:r>
-          </w:p>
-        </w:tc>
-        <w:tc>
-          <w:tcPr>
-            <w:tcW w:type="dxa" w:w="2256"/>
-            <w:tcBorders>
-              <w:top w:val="single" w:color="CCCCCC" w:sz="1"/>
-              <w:left w:val="single" w:color="CCCCCC" w:sz="1"/>
-              <w:bottom w:val="single" w:color="CCCCCC" w:sz="1"/>
-              <w:right w:val="single" w:color="CCCCCC" w:sz="1"/>
-            </w:tcBorders>
-            <w:tcMar>
-              <w:top w:type="dxa" w:w="80"/>
-              <w:left w:type="dxa" w:w="120"/>
-              <w:bottom w:type="dxa" w:w="80"/>
-              <w:right w:type="dxa" w:w="120"/>
-            </w:tcMar>
-          </w:tcPr>
-          <w:p>
-            <w:r>
-              <w:rPr>
-                <w:rFonts w:ascii="Arial" w:eastAsia="Microsoft YaHei"/>
-              </w:rPr>
-              <w:t xml:space="preserve">步行 / 免费接驳</w:t>
-            </w:r>
-          </w:p>
-        </w:tc>
-        <w:tc>
-          <w:tcPr>
-            <w:tcW w:type="dxa" w:w="2256"/>
-            <w:tcBorders>
-              <w:top w:val="single" w:color="CCCCCC" w:sz="1"/>
-              <w:left w:val="single" w:color="CCCCCC" w:sz="1"/>
-              <w:bottom w:val="single" w:color="CCCCCC" w:sz="1"/>
-              <w:right w:val="single" w:color="CCCCCC" w:sz="1"/>
-            </w:tcBorders>
-            <w:tcMar>
-              <w:top w:type="dxa" w:w="80"/>
-              <w:left w:type="dxa" w:w="120"/>
-              <w:bottom w:type="dxa" w:w="80"/>
-              <w:right w:type="dxa" w:w="120"/>
-            </w:tcMar>
-          </w:tcPr>
-          <w:p>
-            <w:r>
-              <w:rPr>
-                <w:rFonts w:ascii="Arial" w:eastAsia="Microsoft YaHei"/>
-              </w:rPr>
-              <w:t xml:space="preserve">路氹酒店区相连；喷泉19:00后每20分钟一场；缆车通常到22:00</w:t>
+              <w:t xml:space="preserve">永利皇宫 · 音乐喷泉+观光缆车</w:t>
+            </w:r>
+          </w:p>
+        </w:tc>
+        <w:tc>
+          <w:tcPr>
+            <w:tcW w:type="dxa" w:w="2256"/>
+            <w:tcBorders>
+              <w:top w:val="single" w:color="CCCCCC" w:sz="1"/>
+              <w:left w:val="single" w:color="CCCCCC" w:sz="1"/>
+              <w:bottom w:val="single" w:color="CCCCCC" w:sz="1"/>
+              <w:right w:val="single" w:color="CCCCCC" w:sz="1"/>
+            </w:tcBorders>
+            <w:tcMar>
+              <w:top w:type="dxa" w:w="80"/>
+              <w:left w:type="dxa" w:w="120"/>
+              <w:bottom w:type="dxa" w:w="80"/>
+              <w:right w:type="dxa" w:w="120"/>
+            </w:tcMar>
+          </w:tcPr>
+          <w:p>
+            <w:r>
+              <w:rPr>
+                <w:rFonts w:ascii="Arial" w:eastAsia="Microsoft YaHei"/>
+              </w:rPr>
+              <w:t xml:space="preserve">酒店免费接驳 / 步行连廊</w:t>
+            </w:r>
+          </w:p>
+        </w:tc>
+        <w:tc>
+          <w:tcPr>
+            <w:tcW w:type="dxa" w:w="2256"/>
+            <w:tcBorders>
+              <w:top w:val="single" w:color="CCCCCC" w:sz="1"/>
+              <w:left w:val="single" w:color="CCCCCC" w:sz="1"/>
+              <w:bottom w:val="single" w:color="CCCCCC" w:sz="1"/>
+              <w:right w:val="single" w:color="CCCCCC" w:sz="1"/>
+            </w:tcBorders>
+            <w:tcMar>
+              <w:top w:type="dxa" w:w="80"/>
+              <w:left w:type="dxa" w:w="120"/>
+              <w:bottom w:type="dxa" w:w="80"/>
+              <w:right w:type="dxa" w:w="120"/>
+            </w:tcMar>
+          </w:tcPr>
+          <w:p>
+            <w:r>
+              <w:rPr>
+                <w:rFonts w:ascii="Arial" w:eastAsia="Microsoft YaHei"/>
+              </w:rPr>
+              <w:t xml:space="preserve">喷泉19:00后每20分钟一场；缆车通常到22:00</w:t>
             </w:r>
           </w:p>
         </w:tc>
@@ -2185,7 +2185,7 @@
               <w:rPr>
                 <w:rFonts w:ascii="Arial" w:eastAsia="Microsoft YaHei"/>
               </w:rPr>
-              <w:t xml:space="preserve">步行 / 室内天桥</w:t>
+              <w:t xml:space="preserve">🚇路氹西站 / 步行连廊</w:t>
             </w:r>
           </w:p>
         </w:tc>
@@ -2290,32 +2290,32 @@
               <w:rPr>
                 <w:rFonts w:ascii="Arial" w:eastAsia="Microsoft YaHei"/>
               </w:rPr>
-              <w:t xml:space="preserve">公交经大桥 约30–40分钟</w:t>
-            </w:r>
-          </w:p>
-        </w:tc>
-        <w:tc>
-          <w:tcPr>
-            <w:tcW w:type="dxa" w:w="2256"/>
-            <w:tcBorders>
-              <w:top w:val="single" w:color="CCCCCC" w:sz="1"/>
-              <w:left w:val="single" w:color="CCCCCC" w:sz="1"/>
-              <w:bottom w:val="single" w:color="CCCCCC" w:sz="1"/>
-              <w:right w:val="single" w:color="CCCCCC" w:sz="1"/>
-            </w:tcBorders>
-            <w:tcMar>
-              <w:top w:type="dxa" w:w="80"/>
-              <w:left w:type="dxa" w:w="120"/>
-              <w:bottom w:type="dxa" w:w="80"/>
-              <w:right w:type="dxa" w:w="120"/>
-            </w:tcMar>
-          </w:tcPr>
-          <w:p>
-            <w:r>
-              <w:rPr>
-                <w:rFonts w:ascii="Arial" w:eastAsia="Microsoft YaHei"/>
-              </w:rPr>
-              <w:t xml:space="preserve">青茂24小时通关；23点后班次减少，末段可改打车</w:t>
+              <w:t xml:space="preserve">🚌34路/MT4往关闸·青茂方向；或🚇到妈阁站换61路回青茂</w:t>
+            </w:r>
+          </w:p>
+        </w:tc>
+        <w:tc>
+          <w:tcPr>
+            <w:tcW w:type="dxa" w:w="2256"/>
+            <w:tcBorders>
+              <w:top w:val="single" w:color="CCCCCC" w:sz="1"/>
+              <w:left w:val="single" w:color="CCCCCC" w:sz="1"/>
+              <w:bottom w:val="single" w:color="CCCCCC" w:sz="1"/>
+              <w:right w:val="single" w:color="CCCCCC" w:sz="1"/>
+            </w:tcBorders>
+            <w:tcMar>
+              <w:top w:type="dxa" w:w="80"/>
+              <w:left w:type="dxa" w:w="120"/>
+              <w:bottom w:type="dxa" w:w="80"/>
+              <w:right w:type="dxa" w:w="120"/>
+            </w:tcMar>
+          </w:tcPr>
+          <w:p>
+            <w:r>
+              <w:rPr>
+                <w:rFonts w:ascii="Arial" w:eastAsia="Microsoft YaHei"/>
+              </w:rPr>
+              <w:t xml:space="preserve">23点后班次少可打车——青茂口岸普通上的士站1楼、电召地面层</w:t>
             </w:r>
           </w:p>
         </w:tc>
@@ -2334,7 +2334,7 @@
         <w:rPr>
           <w:rFonts w:ascii="Arial" w:eastAsia="Microsoft YaHei"/>
         </w:rPr>
-        <w:t xml:space="preserve">交通方式说明（公交优先）</w:t>
+        <w:t xml:space="preserve">交通速查（线路号）</w:t>
       </w:r>
     </w:p>
     <w:p>
@@ -2345,36 +2345,36 @@
       <w:r>
         <w:rPr>
           <w:rFonts w:ascii="Arial" w:eastAsia="Microsoft YaHei"/>
-        </w:rPr>
-        <w:t xml:space="preserve">澳门公交为</w:t>
-      </w:r>
-      <w:r>
-        <w:rPr>
-          <w:rFonts w:ascii="Arial" w:eastAsia="Microsoft YaHei"/>
           <w:b/>
           <w:bCs/>
         </w:rPr>
-        <w:t xml:space="preserve">单一票价约6澳门元</w:t>
-      </w:r>
-      <w:r>
-        <w:rPr>
-          <w:rFonts w:ascii="Arial" w:eastAsia="Microsoft YaHei"/>
-        </w:rPr>
-        <w:t xml:space="preserve">，轻轨氹仔线票价相近，具体以站内/站牌公示为准。建议办一张</w:t>
-      </w:r>
+        <w:t xml:space="preserve">青茂口岸</w:t>
+      </w:r>
+      <w:r>
+        <w:rPr>
+          <w:rFonts w:ascii="Arial" w:eastAsia="Microsoft YaHei"/>
+        </w:rPr>
+        <w:t xml:space="preserve">：始发 5X、30、34；途经 3X、8A、9A、17、27、29、61、H2、MT4；夜间 N1A、N1B、N2。的士：普通1楼、电召地面层。</w:t>
+      </w:r>
+    </w:p>
+    <w:p>
+      <w:pPr>
+        <w:spacing w:after="120" w:line="360" w:lineRule="auto"/>
+        <w:ind w:firstLine="480"/>
+      </w:pPr>
       <w:r>
         <w:rPr>
           <w:rFonts w:ascii="Arial" w:eastAsia="Microsoft YaHei"/>
           <w:b/>
           <w:bCs/>
         </w:rPr>
-        <w:t xml:space="preserve">澳门通(Macau Pass)</w:t>
-      </w:r>
-      <w:r>
-        <w:rPr>
-          <w:rFonts w:ascii="Arial" w:eastAsia="Microsoft YaHei"/>
-        </w:rPr>
-        <w:t xml:space="preserve">或用</w:t>
+        <w:t xml:space="preserve">轻轨氹仔线</w:t>
+      </w:r>
+      <w:r>
+        <w:rPr>
+          <w:rFonts w:ascii="Arial" w:eastAsia="Microsoft YaHei"/>
+        </w:rPr>
+        <w:t xml:space="preserve">（13站）：妈阁—海洋—马会—运动场—排角—路氹西—莲花—协和医院—东亚运—路氹东—科大—机场—氹仔码头。全程约28分钟；周五六日及公众假期运营至约23:59。与本行程相关：</w:t>
       </w:r>
       <w:r>
         <w:rPr>
@@ -2382,13 +2382,13 @@
           <w:b/>
           <w:bCs/>
         </w:rPr>
-        <w:t xml:space="preserve">MPay乘车码</w:t>
-      </w:r>
-      <w:r>
-        <w:rPr>
-          <w:rFonts w:ascii="Arial" w:eastAsia="Microsoft YaHei"/>
-        </w:rPr>
-        <w:t xml:space="preserve">，刷卡45分钟内换乘有优惠；投币现金需自备零钱、</w:t>
+        <w:t xml:space="preserve">妈阁站</w:t>
+      </w:r>
+      <w:r>
+        <w:rPr>
+          <w:rFonts w:ascii="Arial" w:eastAsia="Microsoft YaHei"/>
+        </w:rPr>
+        <w:t xml:space="preserve">（半岛端，衔接61路）、</w:t>
       </w:r>
       <w:r>
         <w:rPr>
@@ -2396,13 +2396,13 @@
           <w:b/>
           <w:bCs/>
         </w:rPr>
-        <w:t xml:space="preserve">不设找零</w:t>
-      </w:r>
-      <w:r>
-        <w:rPr>
-          <w:rFonts w:ascii="Arial" w:eastAsia="Microsoft YaHei"/>
-        </w:rPr>
-        <w:t xml:space="preserve">。查线路和实时到站可用</w:t>
+        <w:t xml:space="preserve">排角站＝官也街</w:t>
+      </w:r>
+      <w:r>
+        <w:rPr>
+          <w:rFonts w:ascii="Arial" w:eastAsia="Microsoft YaHei"/>
+        </w:rPr>
+        <w:t xml:space="preserve">、</w:t>
       </w:r>
       <w:r>
         <w:rPr>
@@ -2410,13 +2410,41 @@
           <w:b/>
           <w:bCs/>
         </w:rPr>
-        <w:t xml:space="preserve">高德/百度地图（已含澳门公交）</w:t>
-      </w:r>
-      <w:r>
-        <w:rPr>
-          <w:rFonts w:ascii="Arial" w:eastAsia="Microsoft YaHei"/>
-        </w:rPr>
-        <w:t xml:space="preserve">或澳门交通事务局官方渠道。</w:t>
+        <w:t xml:space="preserve">路氹西站＝威尼斯人/巴黎人</w:t>
+      </w:r>
+      <w:r>
+        <w:rPr>
+          <w:rFonts w:ascii="Arial" w:eastAsia="Microsoft YaHei"/>
+        </w:rPr>
+        <w:t xml:space="preserve">、</w:t>
+      </w:r>
+      <w:r>
+        <w:rPr>
+          <w:rFonts w:ascii="Arial" w:eastAsia="Microsoft YaHei"/>
+          <w:b/>
+          <w:bCs/>
+        </w:rPr>
+        <w:t xml:space="preserve">路氹东站＝伦敦人</w:t>
+      </w:r>
+      <w:r>
+        <w:rPr>
+          <w:rFonts w:ascii="Arial" w:eastAsia="Microsoft YaHei"/>
+        </w:rPr>
+        <w:t xml:space="preserve">、</w:t>
+      </w:r>
+      <w:r>
+        <w:rPr>
+          <w:rFonts w:ascii="Arial" w:eastAsia="Microsoft YaHei"/>
+          <w:b/>
+          <w:bCs/>
+        </w:rPr>
+        <w:t xml:space="preserve">科大站附近＝永利皇宫</w:t>
+      </w:r>
+      <w:r>
+        <w:rPr>
+          <w:rFonts w:ascii="Arial" w:eastAsia="Microsoft YaHei"/>
+        </w:rPr>
+        <w:t xml:space="preserve">。</w:t>
       </w:r>
     </w:p>
     <w:p>
@@ -2427,37 +2455,107 @@
       <w:r>
         <w:rPr>
           <w:rFonts w:ascii="Arial" w:eastAsia="Microsoft YaHei"/>
-        </w:rPr>
-        <w:t xml:space="preserve">具体到这天：世遗区（妈阁庙→大三巴）点与点之间本来就靠步行，无需任何交通工具；真正跨区只有三处——① 青茂口岸到妈阁的南下、② 半岛到氹仔的过海、③ 晚上回青茂——都能靠公交/轻轨解决。过海可坐巴士经嘉乐庇总督大桥/西湾大桥，或到"妈阁站"乘轻轨氹仔线；路氹金光大道的威尼斯人、巴黎人、伦敦人、永利皇宫彼此以步行连廊和免费接驳车相连，无需打车。打车只推荐在</w:t>
-      </w:r>
-      <w:r>
-        <w:rPr>
-          <w:rFonts w:ascii="Arial" w:eastAsia="Microsoft YaHei"/>
           <w:b/>
           <w:bCs/>
         </w:rPr>
-        <w:t xml:space="preserve">深夜班次变少、或带行李赶时间</w:t>
-      </w:r>
-      <w:r>
-        <w:rPr>
-          <w:rFonts w:ascii="Arial" w:eastAsia="Microsoft YaHei"/>
-        </w:rPr>
-        <w:t xml:space="preserve">时作备选。</w:t>
+        <w:t xml:space="preserve">过海巴士</w:t>
+      </w:r>
+      <w:r>
+        <w:rPr>
+          <w:rFonts w:ascii="Arial" w:eastAsia="Microsoft YaHei"/>
+        </w:rPr>
+        <w:t xml:space="preserve">（半岛↔氹仔/路氹）：26A、33、34 等；返程往关闸/青茂方向可坐 34、MT4，或轻轨到妈阁站换 61 路。</w:t>
       </w:r>
     </w:p>
     <w:p>
       <w:pPr>
-        <w:pStyle w:val="Heading2"/>
-      </w:pPr>
-      <w:r>
-        <w:rPr>
-          <w:rFonts w:ascii="Arial" w:eastAsia="Microsoft YaHei"/>
-        </w:rPr>
-        <w:t xml:space="preserve">餐饮修正说明</w:t>
+        <w:spacing w:after="120" w:line="360" w:lineRule="auto"/>
+        <w:ind w:firstLine="480"/>
+      </w:pPr>
+      <w:r>
+        <w:rPr>
+          <w:rFonts w:ascii="Arial" w:eastAsia="Microsoft YaHei"/>
+          <w:b/>
+          <w:bCs/>
+        </w:rPr>
+        <w:t xml:space="preserve">票价</w:t>
+      </w:r>
+      <w:r>
+        <w:rPr>
+          <w:rFonts w:ascii="Arial" w:eastAsia="Microsoft YaHei"/>
+        </w:rPr>
+        <w:t xml:space="preserve">：巴士单一票价约6澳门元；轻轨按站数约6/8/10/12澳门元（妈阁↔海洋跨海段多计一站）。办</w:t>
+      </w:r>
+      <w:r>
+        <w:rPr>
+          <w:rFonts w:ascii="Arial" w:eastAsia="Microsoft YaHei"/>
+          <w:b/>
+          <w:bCs/>
+        </w:rPr>
+        <w:t xml:space="preserve">澳门通(Macau Pass)</w:t>
+      </w:r>
+      <w:r>
+        <w:rPr>
+          <w:rFonts w:ascii="Arial" w:eastAsia="Microsoft YaHei"/>
+        </w:rPr>
+        <w:t xml:space="preserve">或用</w:t>
+      </w:r>
+      <w:r>
+        <w:rPr>
+          <w:rFonts w:ascii="Arial" w:eastAsia="Microsoft YaHei"/>
+          <w:b/>
+          <w:bCs/>
+        </w:rPr>
+        <w:t xml:space="preserve">MPay乘车码</w:t>
+      </w:r>
+      <w:r>
+        <w:rPr>
+          <w:rFonts w:ascii="Arial" w:eastAsia="Microsoft YaHei"/>
+        </w:rPr>
+        <w:t xml:space="preserve">最方便，45分钟内巴士换乘有优惠；投币现金需自备零钱、不设找零。</w:t>
       </w:r>
     </w:p>
     <w:p>
       <w:pPr>
+        <w:pBdr>
+          <w:left w:val="single" w:color="CCCCCC" w:sz="12" w:space="8"/>
+        </w:pBdr>
+        <w:ind w:left="480"/>
+      </w:pPr>
+      <w:r>
+        <w:rPr>
+          <w:rFonts w:ascii="Arial" w:eastAsia="Microsoft YaHei"/>
+        </w:rPr>
+        <w:t xml:space="preserve">提示：以上线路号与站点为官方公开信息整理，澳门巴士线路偶有临时调整，出发前请用</w:t>
+      </w:r>
+      <w:r>
+        <w:rPr>
+          <w:rFonts w:ascii="Arial" w:eastAsia="Microsoft YaHei"/>
+          <w:b/>
+          <w:bCs/>
+        </w:rPr>
+        <w:t xml:space="preserve">高德/百度地图（已含澳门公交/轻轨）</w:t>
+      </w:r>
+      <w:r>
+        <w:rPr>
+          <w:rFonts w:ascii="Arial" w:eastAsia="Microsoft YaHei"/>
+        </w:rPr>
+        <w:t xml:space="preserve">或"澳门出行"App 复核当班车次与末班时间。</w:t>
+      </w:r>
+    </w:p>
+    <w:p>
+      <w:pPr>
+        <w:pStyle w:val="Heading2"/>
+      </w:pPr>
+      <w:r>
+        <w:rPr>
+          <w:rFonts w:ascii="Arial" w:eastAsia="Microsoft YaHei"/>
+        </w:rPr>
+        <w:t xml:space="preserve">餐饮修正说明</w:t>
+      </w:r>
+    </w:p>
+    <w:p>
+      <w:pPr>
         <w:spacing w:after="120" w:line="360" w:lineRule="auto"/>
         <w:ind w:firstLine="480"/>
       </w:pPr>
@@ -2465,7 +2563,7 @@
         <w:rPr>
           <w:rFonts w:ascii="Arial" w:eastAsia="Microsoft YaHei"/>
         </w:rPr>
-        <w:t xml:space="preserve">原攻略的"老Day牛杂"主要开在半岛（议事亭/大三巴一带），并不在氹仔官也街；"长洲糯米糍"中"长洲"为香港地名，疑从香港攻略串过来，澳门糯米糍建议改为泽贤记。官也街晚餐清单已相应调整。</w:t>
+        <w:t xml:space="preserve">原攻略的"老Day牛杂"主要开在半岛（议事亭/大三巴一带），并不在氹仔官也街；"长洲糯米糍"中"长洲"为香港地名，疑从香港攻略串过来，澳门糯米糍建议改为泽贤记。</w:t>
       </w:r>
     </w:p>
     <w:p>
@@ -2488,7 +2586,7 @@
         <w:rPr>
           <w:rFonts w:ascii="Arial" w:eastAsia="Microsoft YaHei"/>
         </w:rPr>
-        <w:t xml:space="preserve">证件方面，需持往来港澳通行证及有效澳门签注，进赌场需年满21岁并携带证件。支付方面，澳门以澳门元(MOP)为主，很多店铺收港币但常按1:1收取、汇率吃亏，公交和小店可能只收现金，建议备少量零钱。国庆黄金周客流大，青茂虽快，往返过关仍建议错峰、早去早回。全天含世遗线与氹仔暴走，步数较大，穿舒适鞋。</w:t>
+        <w:t xml:space="preserve">证件：需持往来港澳通行证及有效澳门签注，进赌场需年满21岁并携带证件。支付：澳门以澳门元(MOP)为主，很多店铺收港币但常按1:1收取、汇率吃亏，公交和部分小店可能只收现金，建议备少量零钱。国庆黄金周客流大，青茂虽快，往返仍建议错峰、早去早回。全天含世遗线与氹仔暴走，步数较大，穿舒适鞋。</w:t>
       </w:r>
     </w:p>
     <w:p>
@@ -2511,7 +2609,7 @@
         <w:rPr>
           <w:rFonts w:ascii="Arial" w:eastAsia="Microsoft YaHei"/>
         </w:rPr>
-        <w:t xml:space="preserve">以下建议出发前或现场再确认：番茄屋所选分店的具体位置是否与动线吻合；永利水火喷泉周四是否停演；具体公交线路号/轻轨末班车时间以当日站牌与App为准（本攻略给的方向与耗时为参考，线路号请以现场公示为准）。</w:t>
+        <w:t xml:space="preserve">番茄屋所选分店具体位置是否与动线吻合；永利水火喷泉周四是否停演；具体公交线路号/轻轨末班车时间以当日站牌与App为准。</w:t>
       </w:r>
     </w:p>
     <w:sectPr>
